--- a/Case study.docx
+++ b/Case study.docx
@@ -9,6 +9,127 @@
           <w:bCs/>
         </w:rPr>
       </w:pPr>
+    </w:p>
+    <w:p>
+      <w:pPr>
+        <w:rPr>
+          <w:b/>
+          <w:bCs/>
+        </w:rPr>
+      </w:pPr>
+      <w:r>
+        <w:rPr>
+          <w:b/>
+          <w:bCs/>
+        </w:rPr>
+        <w:t xml:space="preserve"> Source Table (Legacy System) - EMPLOYEE_OLD </w:t>
+      </w:r>
+    </w:p>
+    <w:p>
+      <w:pPr>
+        <w:rPr>
+          <w:b/>
+          <w:bCs/>
+        </w:rPr>
+      </w:pPr>
+      <w:r>
+        <w:rPr>
+          <w:b/>
+          <w:bCs/>
+        </w:rPr>
+        <w:t xml:space="preserve">CREATE TABLE EMPLOYEE_OLD ( EMP_ID INT, EMP_NAME VARCHAR(50), DEPARTMENT VARCHAR(30), SALARY DECIMAL(10,2), EMAIL VARCHAR(100) ); INSERT INTO EMPLOYEE_OLD VALUES (101,'John','IT',50000,'john@company.com'), (102,'Mary','HR',45000,'mary@company.com'), (103,'David','Finance',60000,'david@company.com'), (104,'Smith','IT',55000,'smith@company.com'), (105,'James','Admin',40000,'james@company.com'); </w:t>
+      </w:r>
+    </w:p>
+    <w:p>
+      <w:pPr>
+        <w:rPr>
+          <w:b/>
+          <w:bCs/>
+        </w:rPr>
+      </w:pPr>
+      <w:r>
+        <w:rPr>
+          <w:b/>
+          <w:bCs/>
+        </w:rPr>
+        <w:t xml:space="preserve">Target Table (New System) - EMPLOYEE_NEW </w:t>
+      </w:r>
+    </w:p>
+    <w:p>
+      <w:pPr>
+        <w:rPr>
+          <w:b/>
+          <w:bCs/>
+        </w:rPr>
+      </w:pPr>
+      <w:r>
+        <w:rPr>
+          <w:b/>
+          <w:bCs/>
+        </w:rPr>
+        <w:t xml:space="preserve">CREATE TABLE EMPLOYEE_NEW ( EMPLOYEE_CODE VARCHAR(20), EMPLOYEE_NAME VARCHAR(50), DEPARTMENT VARCHAR(30), SALARY DECIMAL(10,2), EMAIL_ID VARCHAR(100) ); </w:t>
+      </w:r>
+    </w:p>
+    <w:p>
+      <w:pPr>
+        <w:rPr>
+          <w:b/>
+          <w:bCs/>
+        </w:rPr>
+      </w:pPr>
+      <w:r>
+        <w:rPr>
+          <w:b/>
+          <w:bCs/>
+        </w:rPr>
+        <w:t xml:space="preserve">INSERT INTO EMPLOYEE_NEW VALUES ('EMP101','John','IT',50000,'john@company.com'), ('EMP102','Mary','HR',45000,'mary@company.com'), ('EMP103','David','Finance',60000,'david@company.com'), ('EMP104','Smith','IT',55000,'smith@company.com'), ('EMP105','James','Admin',40000,'james@company.com'); </w:t>
+      </w:r>
+    </w:p>
+    <w:p>
+      <w:pPr>
+        <w:rPr>
+          <w:b/>
+          <w:bCs/>
+        </w:rPr>
+      </w:pPr>
+      <w:r>
+        <w:rPr>
+          <w:b/>
+          <w:bCs/>
+        </w:rPr>
+        <w:t xml:space="preserve">Migration Mapping </w:t>
+      </w:r>
+    </w:p>
+    <w:p>
+      <w:pPr>
+        <w:rPr>
+          <w:b/>
+          <w:bCs/>
+        </w:rPr>
+      </w:pPr>
+      <w:r>
+        <w:rPr>
+          <w:b/>
+          <w:bCs/>
+        </w:rPr>
+        <w:t>EMP_ID -&gt; EMPLOYEE_CODE (Add Prefix EMP) EMP_NAME -&gt; EMPLOYEE_NAME DEPARTMENT -&gt; DEPARTMENT SALARY -&gt; SALARY EMAIL -&gt; EMAIL_ID</w:t>
+      </w:r>
+    </w:p>
+    <w:p>
+      <w:pPr>
+        <w:rPr>
+          <w:b/>
+          <w:bCs/>
+        </w:rPr>
+      </w:pPr>
+    </w:p>
+    <w:p>
+      <w:pPr>
+        <w:rPr>
+          <w:b/>
+          <w:bCs/>
+        </w:rPr>
+      </w:pPr>
       <w:r>
         <w:rPr>
           <w:b/>
@@ -36,15 +157,7 @@
     </w:p>
     <w:p>
       <w:r>
-        <w:t xml:space="preserve">    (SELECT </w:t>
-      </w:r>
-      <w:proofErr w:type="gramStart"/>
-      <w:r>
-        <w:t>COUNT(</w:t>
-      </w:r>
-      <w:proofErr w:type="gramEnd"/>
-      <w:r>
-        <w:t xml:space="preserve">*) FROM EMPLOYEE_OLD) AS </w:t>
+        <w:t xml:space="preserve">    (SELECT COUNT(*) FROM EMPLOYEE_OLD) AS </w:t>
       </w:r>
       <w:proofErr w:type="spellStart"/>
       <w:r>
@@ -57,15 +170,7 @@
     </w:p>
     <w:p>
       <w:r>
-        <w:t xml:space="preserve">    (SELECT </w:t>
-      </w:r>
-      <w:proofErr w:type="gramStart"/>
-      <w:r>
-        <w:t>COUNT(</w:t>
-      </w:r>
-      <w:proofErr w:type="gramEnd"/>
-      <w:r>
-        <w:t xml:space="preserve">*) FROM EMPLOYEE_NEW) AS </w:t>
+        <w:t xml:space="preserve">    (SELECT COUNT(*) FROM EMPLOYEE_NEW) AS </w:t>
       </w:r>
       <w:proofErr w:type="spellStart"/>
       <w:r>
@@ -83,23 +188,7 @@
     </w:p>
     <w:p>
       <w:r>
-        <w:t xml:space="preserve">        WHEN (SELECT </w:t>
-      </w:r>
-      <w:proofErr w:type="gramStart"/>
-      <w:r>
-        <w:t>COUNT(</w:t>
-      </w:r>
-      <w:proofErr w:type="gramEnd"/>
-      <w:r>
-        <w:t xml:space="preserve">*) FROM EMPLOYEE_OLD) = (SELECT </w:t>
-      </w:r>
-      <w:proofErr w:type="gramStart"/>
-      <w:r>
-        <w:t>COUNT(</w:t>
-      </w:r>
-      <w:proofErr w:type="gramEnd"/>
-      <w:r>
-        <w:t>*) FROM EMPLOYEE_NEW)</w:t>
+        <w:t xml:space="preserve">        WHEN (SELECT COUNT(*) FROM EMPLOYEE_OLD) = (SELECT COUNT(*) FROM EMPLOYEE_NEW)</w:t>
       </w:r>
     </w:p>
     <w:p>
@@ -109,6 +198,7 @@
     </w:p>
     <w:p>
       <w:r>
+        <w:lastRenderedPageBreak/>
         <w:t xml:space="preserve">    END AS </w:t>
       </w:r>
       <w:proofErr w:type="spellStart"/>
@@ -145,7 +235,7 @@
     <w:p>
       <w:r>
         <w:pict w14:anchorId="65799B63">
-          <v:rect id="_x0000_i1073" style="width:0;height:1.5pt" o:hralign="center" o:hrstd="t" o:hr="t" fillcolor="#a0a0a0" stroked="f"/>
+          <v:rect id="_x0000_i1025" style="width:0;height:1.5pt" o:hralign="center" o:hrstd="t" o:hr="t" fillcolor="#a0a0a0" stroked="f"/>
         </w:pict>
       </w:r>
     </w:p>
@@ -203,15 +293,571 @@
     </w:p>
     <w:p>
       <w:r>
+        <w:t>WHERE CONCAT('EMP', EMP_ID) NOT IN (SELECT EMPLOYEE_CODE FROM EMPLOYEE_NEW);</w:t>
+      </w:r>
+    </w:p>
+    <w:p>
+      <w:r>
+        <w:rPr>
+          <w:b/>
+          <w:bCs/>
+        </w:rPr>
+        <w:t>Expected Finding:</w:t>
+      </w:r>
+      <w:r>
+        <w:t xml:space="preserve"> EMP104 (Smith) is missing.</w:t>
+      </w:r>
+    </w:p>
+    <w:p>
+      <w:r>
+        <w:pict w14:anchorId="054B203A">
+          <v:rect id="_x0000_i1026" style="width:0;height:1.5pt" o:hralign="center" o:hrstd="t" o:hr="t" fillcolor="#a0a0a0" stroked="f"/>
+        </w:pict>
+      </w:r>
+    </w:p>
+    <w:p>
+      <w:pPr>
+        <w:rPr>
+          <w:b/>
+          <w:bCs/>
+        </w:rPr>
+      </w:pPr>
+      <w:r>
+        <w:rPr>
+          <w:b/>
+          <w:bCs/>
+        </w:rPr>
+        <w:t>Task 3: Duplicate Record Validation</w:t>
+      </w:r>
+    </w:p>
+    <w:p>
+      <w:proofErr w:type="spellStart"/>
+      <w:r>
+        <w:t>sql</w:t>
+      </w:r>
+      <w:proofErr w:type="spellEnd"/>
+    </w:p>
+    <w:p>
+      <w:r>
+        <w:t>-- Find duplicates in the target table</w:t>
+      </w:r>
+    </w:p>
+    <w:p>
+      <w:r>
+        <w:t xml:space="preserve">SELECT </w:t>
+      </w:r>
+    </w:p>
+    <w:p>
+      <w:r>
+        <w:t xml:space="preserve">    EMPLOYEE_CODE,</w:t>
+      </w:r>
+    </w:p>
+    <w:p>
+      <w:r>
+        <w:t xml:space="preserve">    EMPLOYEE_NAME,</w:t>
+      </w:r>
+    </w:p>
+    <w:p>
+      <w:r>
+        <w:t xml:space="preserve">    COUNT(*) AS </w:t>
+      </w:r>
+      <w:proofErr w:type="spellStart"/>
+      <w:r>
+        <w:t>Record_Count</w:t>
+      </w:r>
+      <w:proofErr w:type="spellEnd"/>
+    </w:p>
+    <w:p>
+      <w:r>
+        <w:t>FROM EMPLOYEE_NEW</w:t>
+      </w:r>
+    </w:p>
+    <w:p>
+      <w:r>
+        <w:t>GROUP BY EMPLOYEE_CODE, EMPLOYEE_NAME</w:t>
+      </w:r>
+    </w:p>
+    <w:p>
+      <w:r>
+        <w:t>HAVING COUNT(*) &gt; 1;</w:t>
+      </w:r>
+    </w:p>
+    <w:p>
+      <w:r>
+        <w:rPr>
+          <w:b/>
+          <w:bCs/>
+        </w:rPr>
+        <w:t>Expected Finding:</w:t>
+      </w:r>
+      <w:r>
+        <w:t xml:space="preserve"> EMP103 (David) appears twice.</w:t>
+      </w:r>
+    </w:p>
+    <w:p>
+      <w:r>
+        <w:pict w14:anchorId="2E1FFCD4">
+          <v:rect id="_x0000_i1027" style="width:0;height:1.5pt" o:hralign="center" o:hrstd="t" o:hr="t" fillcolor="#a0a0a0" stroked="f"/>
+        </w:pict>
+      </w:r>
+    </w:p>
+    <w:p>
+      <w:pPr>
+        <w:rPr>
+          <w:b/>
+          <w:bCs/>
+        </w:rPr>
+      </w:pPr>
+      <w:r>
+        <w:rPr>
+          <w:b/>
+          <w:bCs/>
+        </w:rPr>
+        <w:t>Task 4: Employee Name Validation</w:t>
+      </w:r>
+    </w:p>
+    <w:p>
+      <w:proofErr w:type="spellStart"/>
+      <w:r>
+        <w:lastRenderedPageBreak/>
+        <w:t>sql</w:t>
+      </w:r>
+      <w:proofErr w:type="spellEnd"/>
+    </w:p>
+    <w:p>
+      <w:r>
+        <w:t>-- Compare names between source and target</w:t>
+      </w:r>
+    </w:p>
+    <w:p>
+      <w:r>
+        <w:t xml:space="preserve">SELECT </w:t>
+      </w:r>
+    </w:p>
+    <w:p>
+      <w:r>
+        <w:t xml:space="preserve">    </w:t>
+      </w:r>
+      <w:proofErr w:type="spellStart"/>
+      <w:r>
+        <w:t>o.EMP_ID</w:t>
+      </w:r>
+      <w:proofErr w:type="spellEnd"/>
+      <w:r>
+        <w:t>,</w:t>
+      </w:r>
+    </w:p>
+    <w:p>
+      <w:r>
+        <w:t xml:space="preserve">    CONCAT('EMP', </w:t>
+      </w:r>
+      <w:proofErr w:type="spellStart"/>
+      <w:r>
+        <w:t>o.EMP_ID</w:t>
+      </w:r>
+      <w:proofErr w:type="spellEnd"/>
+      <w:r>
+        <w:t xml:space="preserve">) AS </w:t>
+      </w:r>
+      <w:proofErr w:type="spellStart"/>
+      <w:r>
+        <w:t>Expected_Code</w:t>
+      </w:r>
+      <w:proofErr w:type="spellEnd"/>
+      <w:r>
+        <w:t>,</w:t>
+      </w:r>
+    </w:p>
+    <w:p>
+      <w:r>
+        <w:t xml:space="preserve">    </w:t>
+      </w:r>
+      <w:proofErr w:type="spellStart"/>
+      <w:r>
+        <w:t>o.EMP_NAME</w:t>
+      </w:r>
+      <w:proofErr w:type="spellEnd"/>
+      <w:r>
+        <w:t xml:space="preserve">        AS </w:t>
+      </w:r>
+      <w:proofErr w:type="spellStart"/>
+      <w:r>
+        <w:t>Source_Name</w:t>
+      </w:r>
+      <w:proofErr w:type="spellEnd"/>
+      <w:r>
+        <w:t>,</w:t>
+      </w:r>
+    </w:p>
+    <w:p>
+      <w:r>
+        <w:t xml:space="preserve">    </w:t>
+      </w:r>
+      <w:proofErr w:type="spellStart"/>
+      <w:r>
+        <w:t>n.EMPLOYEE_NAME</w:t>
+      </w:r>
+      <w:proofErr w:type="spellEnd"/>
+      <w:r>
+        <w:t xml:space="preserve">   AS </w:t>
+      </w:r>
+      <w:proofErr w:type="spellStart"/>
+      <w:r>
+        <w:t>Target_Name</w:t>
+      </w:r>
+      <w:proofErr w:type="spellEnd"/>
+      <w:r>
+        <w:t>,</w:t>
+      </w:r>
+    </w:p>
+    <w:p>
+      <w:r>
+        <w:t xml:space="preserve">    CASE </w:t>
+      </w:r>
+    </w:p>
+    <w:p>
+      <w:r>
+        <w:t xml:space="preserve">        WHEN </w:t>
+      </w:r>
+      <w:proofErr w:type="spellStart"/>
+      <w:r>
+        <w:t>o.EMP_NAME</w:t>
+      </w:r>
+      <w:proofErr w:type="spellEnd"/>
+      <w:r>
+        <w:t xml:space="preserve"> = </w:t>
+      </w:r>
+      <w:proofErr w:type="spellStart"/>
+      <w:r>
+        <w:t>n.EMPLOYEE_NAME</w:t>
+      </w:r>
+      <w:proofErr w:type="spellEnd"/>
+      <w:r>
+        <w:t xml:space="preserve"> THEN 'PASS' </w:t>
+      </w:r>
+    </w:p>
+    <w:p>
+      <w:r>
+        <w:t xml:space="preserve">        ELSE 'FAIL' </w:t>
+      </w:r>
+    </w:p>
+    <w:p>
+      <w:r>
+        <w:t xml:space="preserve">    END AS </w:t>
+      </w:r>
+      <w:proofErr w:type="spellStart"/>
+      <w:r>
+        <w:t>Name_Validation</w:t>
+      </w:r>
+      <w:proofErr w:type="spellEnd"/>
+    </w:p>
+    <w:p>
+      <w:r>
+        <w:t>FROM EMPLOYEE_OLD o</w:t>
+      </w:r>
+    </w:p>
+    <w:p>
+      <w:r>
+        <w:t xml:space="preserve">JOIN EMPLOYEE_NEW n </w:t>
+      </w:r>
+    </w:p>
+    <w:p>
+      <w:r>
+        <w:t xml:space="preserve">    ON CONCAT('EMP', </w:t>
+      </w:r>
+      <w:proofErr w:type="spellStart"/>
+      <w:r>
+        <w:t>o.EMP_ID</w:t>
+      </w:r>
+      <w:proofErr w:type="spellEnd"/>
+      <w:r>
+        <w:t xml:space="preserve">) = </w:t>
+      </w:r>
+      <w:proofErr w:type="spellStart"/>
+      <w:r>
+        <w:t>n.EMPLOYEE_CODE</w:t>
+      </w:r>
+      <w:proofErr w:type="spellEnd"/>
+    </w:p>
+    <w:p>
+      <w:r>
         <w:t xml:space="preserve">WHERE </w:t>
       </w:r>
-      <w:proofErr w:type="gramStart"/>
-      <w:r>
-        <w:t>CONCAT(</w:t>
-      </w:r>
-      <w:proofErr w:type="gramEnd"/>
-      <w:r>
-        <w:t>'EMP', EMP_ID) NOT IN (SELECT EMPLOYEE_CODE FROM EMPLOYEE_NEW);</w:t>
+      <w:proofErr w:type="spellStart"/>
+      <w:r>
+        <w:t>o.EMP_NAME</w:t>
+      </w:r>
+      <w:proofErr w:type="spellEnd"/>
+      <w:r>
+        <w:t xml:space="preserve"> &lt;&gt; </w:t>
+      </w:r>
+      <w:proofErr w:type="spellStart"/>
+      <w:r>
+        <w:t>n.EMPLOYEE_NAME</w:t>
+      </w:r>
+      <w:proofErr w:type="spellEnd"/>
+      <w:r>
+        <w:t>;</w:t>
+      </w:r>
+    </w:p>
+    <w:p>
+      <w:r>
+        <w:rPr>
+          <w:b/>
+          <w:bCs/>
+        </w:rPr>
+        <w:t>Expected Result:</w:t>
+      </w:r>
+      <w:r>
+        <w:t xml:space="preserve"> No name mismatches (all PASS).</w:t>
+      </w:r>
+    </w:p>
+    <w:p>
+      <w:r>
+        <w:pict w14:anchorId="1C332DDB">
+          <v:rect id="_x0000_i1028" style="width:0;height:1.5pt" o:hralign="center" o:hrstd="t" o:hr="t" fillcolor="#a0a0a0" stroked="f"/>
+        </w:pict>
+      </w:r>
+    </w:p>
+    <w:p>
+      <w:pPr>
+        <w:rPr>
+          <w:b/>
+          <w:bCs/>
+        </w:rPr>
+      </w:pPr>
+      <w:r>
+        <w:rPr>
+          <w:b/>
+          <w:bCs/>
+        </w:rPr>
+        <w:t>Task 5: Salary Validation</w:t>
+      </w:r>
+    </w:p>
+    <w:p>
+      <w:proofErr w:type="spellStart"/>
+      <w:r>
+        <w:t>sql</w:t>
+      </w:r>
+      <w:proofErr w:type="spellEnd"/>
+    </w:p>
+    <w:p>
+      <w:r>
+        <w:t>-- Compare salaries between source and target</w:t>
+      </w:r>
+    </w:p>
+    <w:p>
+      <w:r>
+        <w:t xml:space="preserve">SELECT </w:t>
+      </w:r>
+    </w:p>
+    <w:p>
+      <w:r>
+        <w:t xml:space="preserve">    </w:t>
+      </w:r>
+      <w:proofErr w:type="spellStart"/>
+      <w:r>
+        <w:t>o.EMP_ID</w:t>
+      </w:r>
+      <w:proofErr w:type="spellEnd"/>
+      <w:r>
+        <w:t>,</w:t>
+      </w:r>
+    </w:p>
+    <w:p>
+      <w:r>
+        <w:t xml:space="preserve">    CONCAT('EMP', </w:t>
+      </w:r>
+      <w:proofErr w:type="spellStart"/>
+      <w:r>
+        <w:t>o.EMP_ID</w:t>
+      </w:r>
+      <w:proofErr w:type="spellEnd"/>
+      <w:r>
+        <w:t xml:space="preserve">) AS </w:t>
+      </w:r>
+      <w:proofErr w:type="spellStart"/>
+      <w:r>
+        <w:t>Employee_Code</w:t>
+      </w:r>
+      <w:proofErr w:type="spellEnd"/>
+      <w:r>
+        <w:t>,</w:t>
+      </w:r>
+    </w:p>
+    <w:p>
+      <w:r>
+        <w:t xml:space="preserve">    </w:t>
+      </w:r>
+      <w:proofErr w:type="spellStart"/>
+      <w:r>
+        <w:t>o.EMP_NAME</w:t>
+      </w:r>
+      <w:proofErr w:type="spellEnd"/>
+      <w:r>
+        <w:t>,</w:t>
+      </w:r>
+    </w:p>
+    <w:p>
+      <w:r>
+        <w:t xml:space="preserve">    </w:t>
+      </w:r>
+      <w:proofErr w:type="spellStart"/>
+      <w:r>
+        <w:t>o.SALARY</w:t>
+      </w:r>
+      <w:proofErr w:type="spellEnd"/>
+      <w:r>
+        <w:t xml:space="preserve">        AS </w:t>
+      </w:r>
+      <w:proofErr w:type="spellStart"/>
+      <w:r>
+        <w:t>Source_Salary</w:t>
+      </w:r>
+      <w:proofErr w:type="spellEnd"/>
+      <w:r>
+        <w:t>,</w:t>
+      </w:r>
+    </w:p>
+    <w:p>
+      <w:r>
+        <w:t xml:space="preserve">    </w:t>
+      </w:r>
+      <w:proofErr w:type="spellStart"/>
+      <w:r>
+        <w:t>n.SALARY</w:t>
+      </w:r>
+      <w:proofErr w:type="spellEnd"/>
+      <w:r>
+        <w:t xml:space="preserve">        AS </w:t>
+      </w:r>
+      <w:proofErr w:type="spellStart"/>
+      <w:r>
+        <w:t>Target_Salary</w:t>
+      </w:r>
+      <w:proofErr w:type="spellEnd"/>
+      <w:r>
+        <w:t>,</w:t>
+      </w:r>
+    </w:p>
+    <w:p>
+      <w:r>
+        <w:t xml:space="preserve">    </w:t>
+      </w:r>
+      <w:proofErr w:type="spellStart"/>
+      <w:r>
+        <w:t>o.SALARY</w:t>
+      </w:r>
+      <w:proofErr w:type="spellEnd"/>
+      <w:r>
+        <w:t xml:space="preserve"> - </w:t>
+      </w:r>
+      <w:proofErr w:type="spellStart"/>
+      <w:r>
+        <w:t>n.SALARY</w:t>
+      </w:r>
+      <w:proofErr w:type="spellEnd"/>
+      <w:r>
+        <w:t xml:space="preserve"> AS </w:t>
+      </w:r>
+      <w:proofErr w:type="spellStart"/>
+      <w:r>
+        <w:t>Salary_Difference</w:t>
+      </w:r>
+      <w:proofErr w:type="spellEnd"/>
+      <w:r>
+        <w:t>,</w:t>
+      </w:r>
+    </w:p>
+    <w:p>
+      <w:r>
+        <w:t xml:space="preserve">    CASE </w:t>
+      </w:r>
+    </w:p>
+    <w:p>
+      <w:r>
+        <w:lastRenderedPageBreak/>
+        <w:t xml:space="preserve">        WHEN </w:t>
+      </w:r>
+      <w:proofErr w:type="spellStart"/>
+      <w:r>
+        <w:t>o.SALARY</w:t>
+      </w:r>
+      <w:proofErr w:type="spellEnd"/>
+      <w:r>
+        <w:t xml:space="preserve"> = </w:t>
+      </w:r>
+      <w:proofErr w:type="spellStart"/>
+      <w:r>
+        <w:t>n.SALARY</w:t>
+      </w:r>
+      <w:proofErr w:type="spellEnd"/>
+      <w:r>
+        <w:t xml:space="preserve"> THEN 'PASS' </w:t>
+      </w:r>
+    </w:p>
+    <w:p>
+      <w:r>
+        <w:t xml:space="preserve">        ELSE 'FAIL' </w:t>
+      </w:r>
+    </w:p>
+    <w:p>
+      <w:r>
+        <w:t xml:space="preserve">    END AS </w:t>
+      </w:r>
+      <w:proofErr w:type="spellStart"/>
+      <w:r>
+        <w:t>Salary_Validation</w:t>
+      </w:r>
+      <w:proofErr w:type="spellEnd"/>
+    </w:p>
+    <w:p>
+      <w:r>
+        <w:t>FROM EMPLOYEE_OLD o</w:t>
+      </w:r>
+    </w:p>
+    <w:p>
+      <w:r>
+        <w:t xml:space="preserve">JOIN EMPLOYEE_NEW n </w:t>
+      </w:r>
+    </w:p>
+    <w:p>
+      <w:r>
+        <w:t xml:space="preserve">    ON CONCAT('EMP', </w:t>
+      </w:r>
+      <w:proofErr w:type="spellStart"/>
+      <w:r>
+        <w:t>o.EMP_ID</w:t>
+      </w:r>
+      <w:proofErr w:type="spellEnd"/>
+      <w:r>
+        <w:t xml:space="preserve">) = </w:t>
+      </w:r>
+      <w:proofErr w:type="spellStart"/>
+      <w:r>
+        <w:t>n.EMPLOYEE_CODE</w:t>
+      </w:r>
+      <w:proofErr w:type="spellEnd"/>
+    </w:p>
+    <w:p>
+      <w:r>
+        <w:t xml:space="preserve">WHERE </w:t>
+      </w:r>
+      <w:proofErr w:type="spellStart"/>
+      <w:r>
+        <w:t>o.SALARY</w:t>
+      </w:r>
+      <w:proofErr w:type="spellEnd"/>
+      <w:r>
+        <w:t xml:space="preserve"> &lt;&gt; </w:t>
+      </w:r>
+      <w:proofErr w:type="spellStart"/>
+      <w:r>
+        <w:t>n.SALARY</w:t>
+      </w:r>
+      <w:proofErr w:type="spellEnd"/>
+      <w:r>
+        <w:t>;</w:t>
       </w:r>
     </w:p>
     <w:p>
@@ -223,13 +869,13 @@
         <w:t>Expected Finding:</w:t>
       </w:r>
       <w:r>
-        <w:t xml:space="preserve"> EMP104 (Smith) is missing.</w:t>
-      </w:r>
-    </w:p>
-    <w:p>
-      <w:r>
-        <w:pict w14:anchorId="054B203A">
-          <v:rect id="_x0000_i1074" style="width:0;height:1.5pt" o:hralign="center" o:hrstd="t" o:hr="t" fillcolor="#a0a0a0" stroked="f"/>
+        <w:t xml:space="preserve"> EMP102 (Mary) — Source: 45000, Target: 35000.</w:t>
+      </w:r>
+    </w:p>
+    <w:p>
+      <w:r>
+        <w:pict w14:anchorId="7272E00E">
+          <v:rect id="_x0000_i1029" style="width:0;height:1.5pt" o:hralign="center" o:hrstd="t" o:hr="t" fillcolor="#a0a0a0" stroked="f"/>
         </w:pict>
       </w:r>
     </w:p>
@@ -245,7 +891,7 @@
           <w:b/>
           <w:bCs/>
         </w:rPr>
-        <w:t>Task 3: Duplicate Record Validation</w:t>
+        <w:t>Task 6: Email Validation</w:t>
       </w:r>
     </w:p>
     <w:p>
@@ -257,7 +903,440 @@
     </w:p>
     <w:p>
       <w:r>
-        <w:t>-- Find duplicates in the target table</w:t>
+        <w:t>-- Compare emails between source and target</w:t>
+      </w:r>
+    </w:p>
+    <w:p>
+      <w:r>
+        <w:t xml:space="preserve">SELECT </w:t>
+      </w:r>
+    </w:p>
+    <w:p>
+      <w:r>
+        <w:t xml:space="preserve">    </w:t>
+      </w:r>
+      <w:proofErr w:type="spellStart"/>
+      <w:r>
+        <w:t>o.EMP_ID</w:t>
+      </w:r>
+      <w:proofErr w:type="spellEnd"/>
+      <w:r>
+        <w:t>,</w:t>
+      </w:r>
+    </w:p>
+    <w:p>
+      <w:r>
+        <w:t xml:space="preserve">    CONCAT('EMP', </w:t>
+      </w:r>
+      <w:proofErr w:type="spellStart"/>
+      <w:r>
+        <w:t>o.EMP_ID</w:t>
+      </w:r>
+      <w:proofErr w:type="spellEnd"/>
+      <w:r>
+        <w:t xml:space="preserve">) AS </w:t>
+      </w:r>
+      <w:proofErr w:type="spellStart"/>
+      <w:r>
+        <w:t>Employee_Code</w:t>
+      </w:r>
+      <w:proofErr w:type="spellEnd"/>
+      <w:r>
+        <w:t>,</w:t>
+      </w:r>
+    </w:p>
+    <w:p>
+      <w:r>
+        <w:t xml:space="preserve">    </w:t>
+      </w:r>
+      <w:proofErr w:type="spellStart"/>
+      <w:r>
+        <w:t>o.EMP_NAME</w:t>
+      </w:r>
+      <w:proofErr w:type="spellEnd"/>
+      <w:r>
+        <w:t>,</w:t>
+      </w:r>
+    </w:p>
+    <w:p>
+      <w:r>
+        <w:t xml:space="preserve">    </w:t>
+      </w:r>
+      <w:proofErr w:type="spellStart"/>
+      <w:r>
+        <w:t>o.EMAIL</w:t>
+      </w:r>
+      <w:proofErr w:type="spellEnd"/>
+      <w:r>
+        <w:t xml:space="preserve">         AS </w:t>
+      </w:r>
+      <w:proofErr w:type="spellStart"/>
+      <w:r>
+        <w:t>Source_Email</w:t>
+      </w:r>
+      <w:proofErr w:type="spellEnd"/>
+      <w:r>
+        <w:t>,</w:t>
+      </w:r>
+    </w:p>
+    <w:p>
+      <w:r>
+        <w:t xml:space="preserve">    </w:t>
+      </w:r>
+      <w:proofErr w:type="spellStart"/>
+      <w:r>
+        <w:t>n.EMAIL_ID</w:t>
+      </w:r>
+      <w:proofErr w:type="spellEnd"/>
+      <w:r>
+        <w:t xml:space="preserve">      AS </w:t>
+      </w:r>
+      <w:proofErr w:type="spellStart"/>
+      <w:r>
+        <w:t>Target_Email</w:t>
+      </w:r>
+      <w:proofErr w:type="spellEnd"/>
+      <w:r>
+        <w:t>,</w:t>
+      </w:r>
+    </w:p>
+    <w:p>
+      <w:r>
+        <w:t xml:space="preserve">    CASE </w:t>
+      </w:r>
+    </w:p>
+    <w:p>
+      <w:r>
+        <w:t xml:space="preserve">        WHEN </w:t>
+      </w:r>
+      <w:proofErr w:type="spellStart"/>
+      <w:r>
+        <w:t>o.EMAIL</w:t>
+      </w:r>
+      <w:proofErr w:type="spellEnd"/>
+      <w:r>
+        <w:t xml:space="preserve"> = </w:t>
+      </w:r>
+      <w:proofErr w:type="spellStart"/>
+      <w:r>
+        <w:t>n.EMAIL_ID</w:t>
+      </w:r>
+      <w:proofErr w:type="spellEnd"/>
+      <w:r>
+        <w:t xml:space="preserve"> THEN 'PASS' </w:t>
+      </w:r>
+    </w:p>
+    <w:p>
+      <w:r>
+        <w:t xml:space="preserve">        ELSE 'FAIL' </w:t>
+      </w:r>
+    </w:p>
+    <w:p>
+      <w:r>
+        <w:t xml:space="preserve">    END AS </w:t>
+      </w:r>
+      <w:proofErr w:type="spellStart"/>
+      <w:r>
+        <w:t>Email_Validation</w:t>
+      </w:r>
+      <w:proofErr w:type="spellEnd"/>
+    </w:p>
+    <w:p>
+      <w:r>
+        <w:t>FROM EMPLOYEE_OLD o</w:t>
+      </w:r>
+    </w:p>
+    <w:p>
+      <w:r>
+        <w:t xml:space="preserve">JOIN EMPLOYEE_NEW n </w:t>
+      </w:r>
+    </w:p>
+    <w:p>
+      <w:r>
+        <w:t xml:space="preserve">    ON CONCAT('EMP', </w:t>
+      </w:r>
+      <w:proofErr w:type="spellStart"/>
+      <w:r>
+        <w:t>o.EMP_ID</w:t>
+      </w:r>
+      <w:proofErr w:type="spellEnd"/>
+      <w:r>
+        <w:t xml:space="preserve">) = </w:t>
+      </w:r>
+      <w:proofErr w:type="spellStart"/>
+      <w:r>
+        <w:t>n.EMPLOYEE_CODE</w:t>
+      </w:r>
+      <w:proofErr w:type="spellEnd"/>
+    </w:p>
+    <w:p>
+      <w:r>
+        <w:t xml:space="preserve">WHERE </w:t>
+      </w:r>
+      <w:proofErr w:type="spellStart"/>
+      <w:r>
+        <w:t>o.EMAIL</w:t>
+      </w:r>
+      <w:proofErr w:type="spellEnd"/>
+      <w:r>
+        <w:t xml:space="preserve"> &lt;&gt; </w:t>
+      </w:r>
+      <w:proofErr w:type="spellStart"/>
+      <w:r>
+        <w:t>n.EMAIL_ID</w:t>
+      </w:r>
+      <w:proofErr w:type="spellEnd"/>
+      <w:r>
+        <w:t>;</w:t>
+      </w:r>
+    </w:p>
+    <w:p>
+      <w:r>
+        <w:rPr>
+          <w:b/>
+          <w:bCs/>
+        </w:rPr>
+        <w:t>Expected Result:</w:t>
+      </w:r>
+      <w:r>
+        <w:t xml:space="preserve"> No email mismatches.</w:t>
+      </w:r>
+    </w:p>
+    <w:p>
+      <w:r>
+        <w:pict w14:anchorId="3C0A6D73">
+          <v:rect id="_x0000_i1030" style="width:0;height:1.5pt" o:hralign="center" o:hrstd="t" o:hr="t" fillcolor="#a0a0a0" stroked="f"/>
+        </w:pict>
+      </w:r>
+    </w:p>
+    <w:p>
+      <w:pPr>
+        <w:rPr>
+          <w:b/>
+          <w:bCs/>
+        </w:rPr>
+      </w:pPr>
+      <w:r>
+        <w:rPr>
+          <w:b/>
+          <w:bCs/>
+        </w:rPr>
+        <w:lastRenderedPageBreak/>
+        <w:t>Task 7: Null Validation</w:t>
+      </w:r>
+    </w:p>
+    <w:p>
+      <w:proofErr w:type="spellStart"/>
+      <w:r>
+        <w:t>sql</w:t>
+      </w:r>
+      <w:proofErr w:type="spellEnd"/>
+    </w:p>
+    <w:p>
+      <w:r>
+        <w:t>-- Check for NULLs in critical fields of both tables</w:t>
+      </w:r>
+    </w:p>
+    <w:p/>
+    <w:p>
+      <w:r>
+        <w:t>-- Source table</w:t>
+      </w:r>
+    </w:p>
+    <w:p>
+      <w:r>
+        <w:t xml:space="preserve">SELECT 'EMPLOYEE_OLD' AS </w:t>
+      </w:r>
+      <w:proofErr w:type="spellStart"/>
+      <w:r>
+        <w:t>Table_Name</w:t>
+      </w:r>
+      <w:proofErr w:type="spellEnd"/>
+      <w:r>
+        <w:t>, EMP_ID,</w:t>
+      </w:r>
+    </w:p>
+    <w:p>
+      <w:r>
+        <w:t xml:space="preserve">    CASE WHEN EMP_NAME   IS NULL THEN 'NULL' ELSE 'OK' END AS </w:t>
+      </w:r>
+      <w:proofErr w:type="spellStart"/>
+      <w:r>
+        <w:t>Name_Check</w:t>
+      </w:r>
+      <w:proofErr w:type="spellEnd"/>
+      <w:r>
+        <w:t>,</w:t>
+      </w:r>
+    </w:p>
+    <w:p>
+      <w:r>
+        <w:t xml:space="preserve">    CASE WHEN DEPARTMENT IS NULL THEN 'NULL' ELSE 'OK' END AS </w:t>
+      </w:r>
+      <w:proofErr w:type="spellStart"/>
+      <w:r>
+        <w:t>Dept_Check</w:t>
+      </w:r>
+      <w:proofErr w:type="spellEnd"/>
+      <w:r>
+        <w:t>,</w:t>
+      </w:r>
+    </w:p>
+    <w:p>
+      <w:r>
+        <w:t xml:space="preserve">    CASE WHEN SALARY     IS NULL THEN 'NULL' ELSE 'OK' END AS </w:t>
+      </w:r>
+      <w:proofErr w:type="spellStart"/>
+      <w:r>
+        <w:t>Salary_Check</w:t>
+      </w:r>
+      <w:proofErr w:type="spellEnd"/>
+      <w:r>
+        <w:t>,</w:t>
+      </w:r>
+    </w:p>
+    <w:p>
+      <w:r>
+        <w:t xml:space="preserve">    CASE WHEN EMAIL      IS NULL THEN 'NULL' ELSE 'OK' END AS </w:t>
+      </w:r>
+      <w:proofErr w:type="spellStart"/>
+      <w:r>
+        <w:t>Email_Check</w:t>
+      </w:r>
+      <w:proofErr w:type="spellEnd"/>
+    </w:p>
+    <w:p>
+      <w:r>
+        <w:t>FROM EMPLOYEE_OLD</w:t>
+      </w:r>
+    </w:p>
+    <w:p>
+      <w:r>
+        <w:t>WHERE EMP_NAME IS NULL OR DEPARTMENT IS NULL OR SALARY IS NULL OR EMAIL IS NULL;</w:t>
+      </w:r>
+    </w:p>
+    <w:p/>
+    <w:p>
+      <w:r>
+        <w:t>-- Target table</w:t>
+      </w:r>
+    </w:p>
+    <w:p>
+      <w:r>
+        <w:t xml:space="preserve">SELECT 'EMPLOYEE_NEW' AS </w:t>
+      </w:r>
+      <w:proofErr w:type="spellStart"/>
+      <w:r>
+        <w:t>Table_Name</w:t>
+      </w:r>
+      <w:proofErr w:type="spellEnd"/>
+      <w:r>
+        <w:t>, EMPLOYEE_CODE,</w:t>
+      </w:r>
+    </w:p>
+    <w:p>
+      <w:r>
+        <w:t xml:space="preserve">    CASE WHEN EMPLOYEE_NAME IS NULL THEN 'NULL' ELSE 'OK' END AS </w:t>
+      </w:r>
+      <w:proofErr w:type="spellStart"/>
+      <w:r>
+        <w:t>Name_Check</w:t>
+      </w:r>
+      <w:proofErr w:type="spellEnd"/>
+      <w:r>
+        <w:t>,</w:t>
+      </w:r>
+    </w:p>
+    <w:p>
+      <w:r>
+        <w:t xml:space="preserve">    CASE WHEN DEPARTMENT    IS NULL THEN 'NULL' ELSE 'OK' END AS </w:t>
+      </w:r>
+      <w:proofErr w:type="spellStart"/>
+      <w:r>
+        <w:t>Dept_Check</w:t>
+      </w:r>
+      <w:proofErr w:type="spellEnd"/>
+      <w:r>
+        <w:t>,</w:t>
+      </w:r>
+    </w:p>
+    <w:p>
+      <w:r>
+        <w:t xml:space="preserve">    CASE WHEN SALARY        IS NULL THEN 'NULL' ELSE 'OK' END AS </w:t>
+      </w:r>
+      <w:proofErr w:type="spellStart"/>
+      <w:r>
+        <w:t>Salary_Check</w:t>
+      </w:r>
+      <w:proofErr w:type="spellEnd"/>
+      <w:r>
+        <w:t>,</w:t>
+      </w:r>
+    </w:p>
+    <w:p>
+      <w:r>
+        <w:t xml:space="preserve">    CASE WHEN EMAIL_ID      IS NULL THEN 'NULL' ELSE 'OK' END AS </w:t>
+      </w:r>
+      <w:proofErr w:type="spellStart"/>
+      <w:r>
+        <w:t>Email_Check</w:t>
+      </w:r>
+      <w:proofErr w:type="spellEnd"/>
+    </w:p>
+    <w:p>
+      <w:r>
+        <w:t>FROM EMPLOYEE_NEW</w:t>
+      </w:r>
+    </w:p>
+    <w:p>
+      <w:r>
+        <w:t>WHERE EMPLOYEE_NAME IS NULL OR DEPARTMENT IS NULL OR SALARY IS NULL OR EMAIL_ID IS NULL;</w:t>
+      </w:r>
+    </w:p>
+    <w:p>
+      <w:r>
+        <w:rPr>
+          <w:b/>
+          <w:bCs/>
+        </w:rPr>
+        <w:t>Expected Result:</w:t>
+      </w:r>
+      <w:r>
+        <w:t xml:space="preserve"> No NULLs found in either table.</w:t>
+      </w:r>
+    </w:p>
+    <w:p>
+      <w:r>
+        <w:pict w14:anchorId="7715B20F">
+          <v:rect id="_x0000_i1031" style="width:0;height:1.5pt" o:hralign="center" o:hrstd="t" o:hr="t" fillcolor="#a0a0a0" stroked="f"/>
+        </w:pict>
+      </w:r>
+    </w:p>
+    <w:p>
+      <w:pPr>
+        <w:rPr>
+          <w:b/>
+          <w:bCs/>
+        </w:rPr>
+      </w:pPr>
+      <w:r>
+        <w:rPr>
+          <w:b/>
+          <w:bCs/>
+        </w:rPr>
+        <w:t>Task 8: Data Reconciliation (Full Summary Report)</w:t>
+      </w:r>
+    </w:p>
+    <w:p>
+      <w:proofErr w:type="spellStart"/>
+      <w:r>
+        <w:t>sql</w:t>
+      </w:r>
+      <w:proofErr w:type="spellEnd"/>
+    </w:p>
+    <w:p>
+      <w:r>
+        <w:t>-- Master reconciliation: join all fields side by side</w:t>
       </w:r>
     </w:p>
     <w:p>
@@ -268,104 +1347,36 @@
     </w:p>
     <w:p>
       <w:r>
-        <w:t xml:space="preserve">    EMPLOYEE_CODE,</w:t>
-      </w:r>
-    </w:p>
-    <w:p>
-      <w:r>
-        <w:t xml:space="preserve">    EMPLOYEE_NAME,</w:t>
-      </w:r>
-    </w:p>
-    <w:p>
-      <w:r>
         <w:t xml:space="preserve">    </w:t>
       </w:r>
-      <w:proofErr w:type="gramStart"/>
-      <w:r>
-        <w:t>COUNT(</w:t>
-      </w:r>
-      <w:proofErr w:type="gramEnd"/>
-      <w:r>
-        <w:t xml:space="preserve">*) AS </w:t>
-      </w:r>
-      <w:proofErr w:type="spellStart"/>
-      <w:r>
-        <w:t>Record_Count</w:t>
-      </w:r>
-      <w:proofErr w:type="spellEnd"/>
-    </w:p>
-    <w:p>
-      <w:r>
-        <w:t>FROM EMPLOYEE_NEW</w:t>
-      </w:r>
-    </w:p>
-    <w:p>
-      <w:r>
-        <w:t>GROUP BY EMPLOYEE_CODE, EMPLOYEE_NAME</w:t>
-      </w:r>
-    </w:p>
-    <w:p>
-      <w:r>
-        <w:t xml:space="preserve">HAVING </w:t>
-      </w:r>
-      <w:proofErr w:type="gramStart"/>
-      <w:r>
-        <w:t>COUNT(</w:t>
-      </w:r>
-      <w:proofErr w:type="gramEnd"/>
-      <w:r>
-        <w:t>*) &gt; 1;</w:t>
-      </w:r>
-    </w:p>
-    <w:p>
-      <w:r>
-        <w:rPr>
-          <w:b/>
-          <w:bCs/>
-        </w:rPr>
-        <w:t>Expected Finding:</w:t>
-      </w:r>
-      <w:r>
-        <w:t xml:space="preserve"> EMP103 (David) appears twice.</w:t>
-      </w:r>
-    </w:p>
-    <w:p>
-      <w:r>
-        <w:pict w14:anchorId="2E1FFCD4">
-          <v:rect id="_x0000_i1075" style="width:0;height:1.5pt" o:hralign="center" o:hrstd="t" o:hr="t" fillcolor="#a0a0a0" stroked="f"/>
-        </w:pict>
-      </w:r>
-    </w:p>
-    <w:p>
-      <w:pPr>
-        <w:rPr>
-          <w:b/>
-          <w:bCs/>
-        </w:rPr>
-      </w:pPr>
-      <w:r>
-        <w:rPr>
-          <w:b/>
-          <w:bCs/>
-        </w:rPr>
-        <w:t>Task 4: Employee Name Validation</w:t>
-      </w:r>
-    </w:p>
-    <w:p>
-      <w:proofErr w:type="spellStart"/>
-      <w:r>
-        <w:t>sql</w:t>
-      </w:r>
-      <w:proofErr w:type="spellEnd"/>
-    </w:p>
-    <w:p>
-      <w:r>
-        <w:t>-- Compare names between source and target</w:t>
-      </w:r>
-    </w:p>
-    <w:p>
-      <w:r>
-        <w:t xml:space="preserve">SELECT </w:t>
+      <w:proofErr w:type="spellStart"/>
+      <w:r>
+        <w:t>o.EMP_ID</w:t>
+      </w:r>
+      <w:proofErr w:type="spellEnd"/>
+      <w:r>
+        <w:t>,</w:t>
+      </w:r>
+    </w:p>
+    <w:p>
+      <w:r>
+        <w:t xml:space="preserve">    CONCAT('EMP', </w:t>
+      </w:r>
+      <w:proofErr w:type="spellStart"/>
+      <w:r>
+        <w:t>o.EMP_ID</w:t>
+      </w:r>
+      <w:proofErr w:type="spellEnd"/>
+      <w:r>
+        <w:t xml:space="preserve">)    AS </w:t>
+      </w:r>
+      <w:proofErr w:type="spellStart"/>
+      <w:r>
+        <w:t>Expected_Code</w:t>
+      </w:r>
+      <w:proofErr w:type="spellEnd"/>
+      <w:r>
+        <w:t>,</w:t>
       </w:r>
     </w:p>
     <w:p>
@@ -374,196 +1385,331 @@
       </w:r>
       <w:proofErr w:type="spellStart"/>
       <w:r>
+        <w:t>n.EMPLOYEE_CODE</w:t>
+      </w:r>
+      <w:proofErr w:type="spellEnd"/>
+      <w:r>
+        <w:t xml:space="preserve">             AS </w:t>
+      </w:r>
+      <w:proofErr w:type="spellStart"/>
+      <w:r>
+        <w:t>Actual_Code</w:t>
+      </w:r>
+      <w:proofErr w:type="spellEnd"/>
+      <w:r>
+        <w:t>,</w:t>
+      </w:r>
+    </w:p>
+    <w:p>
+      <w:r>
+        <w:t xml:space="preserve">    </w:t>
+      </w:r>
+      <w:proofErr w:type="spellStart"/>
+      <w:r>
+        <w:t>o.EMP_NAME</w:t>
+      </w:r>
+      <w:proofErr w:type="spellEnd"/>
+      <w:r>
+        <w:t xml:space="preserve">                 AS </w:t>
+      </w:r>
+      <w:proofErr w:type="spellStart"/>
+      <w:r>
+        <w:t>Source_Name</w:t>
+      </w:r>
+      <w:proofErr w:type="spellEnd"/>
+      <w:r>
+        <w:t>,</w:t>
+      </w:r>
+    </w:p>
+    <w:p>
+      <w:r>
+        <w:t xml:space="preserve">    </w:t>
+      </w:r>
+      <w:proofErr w:type="spellStart"/>
+      <w:r>
+        <w:t>n.EMPLOYEE_NAME</w:t>
+      </w:r>
+      <w:proofErr w:type="spellEnd"/>
+      <w:r>
+        <w:t xml:space="preserve">             AS </w:t>
+      </w:r>
+      <w:proofErr w:type="spellStart"/>
+      <w:r>
+        <w:t>Target_Name</w:t>
+      </w:r>
+      <w:proofErr w:type="spellEnd"/>
+      <w:r>
+        <w:t>,</w:t>
+      </w:r>
+    </w:p>
+    <w:p>
+      <w:r>
+        <w:t xml:space="preserve">    </w:t>
+      </w:r>
+      <w:proofErr w:type="spellStart"/>
+      <w:r>
+        <w:t>o.DEPARTMENT</w:t>
+      </w:r>
+      <w:proofErr w:type="spellEnd"/>
+      <w:r>
+        <w:t xml:space="preserve">               AS </w:t>
+      </w:r>
+      <w:proofErr w:type="spellStart"/>
+      <w:r>
+        <w:t>Source_Dept</w:t>
+      </w:r>
+      <w:proofErr w:type="spellEnd"/>
+      <w:r>
+        <w:t>,</w:t>
+      </w:r>
+    </w:p>
+    <w:p>
+      <w:r>
+        <w:t xml:space="preserve">    </w:t>
+      </w:r>
+      <w:proofErr w:type="spellStart"/>
+      <w:r>
+        <w:t>n.DEPARTMENT</w:t>
+      </w:r>
+      <w:proofErr w:type="spellEnd"/>
+      <w:r>
+        <w:t xml:space="preserve">                AS </w:t>
+      </w:r>
+      <w:proofErr w:type="spellStart"/>
+      <w:r>
+        <w:t>Target_Dept</w:t>
+      </w:r>
+      <w:proofErr w:type="spellEnd"/>
+      <w:r>
+        <w:t>,</w:t>
+      </w:r>
+    </w:p>
+    <w:p>
+      <w:r>
+        <w:t xml:space="preserve">    </w:t>
+      </w:r>
+      <w:proofErr w:type="spellStart"/>
+      <w:r>
+        <w:t>o.SALARY</w:t>
+      </w:r>
+      <w:proofErr w:type="spellEnd"/>
+      <w:r>
+        <w:t xml:space="preserve">                   AS </w:t>
+      </w:r>
+      <w:proofErr w:type="spellStart"/>
+      <w:r>
+        <w:t>Source_Salary</w:t>
+      </w:r>
+      <w:proofErr w:type="spellEnd"/>
+      <w:r>
+        <w:t>,</w:t>
+      </w:r>
+    </w:p>
+    <w:p>
+      <w:r>
+        <w:t xml:space="preserve">    </w:t>
+      </w:r>
+      <w:proofErr w:type="spellStart"/>
+      <w:r>
+        <w:t>n.SALARY</w:t>
+      </w:r>
+      <w:proofErr w:type="spellEnd"/>
+      <w:r>
+        <w:t xml:space="preserve">                    AS </w:t>
+      </w:r>
+      <w:proofErr w:type="spellStart"/>
+      <w:r>
+        <w:t>Target_Salary</w:t>
+      </w:r>
+      <w:proofErr w:type="spellEnd"/>
+      <w:r>
+        <w:t>,</w:t>
+      </w:r>
+    </w:p>
+    <w:p>
+      <w:r>
+        <w:t xml:space="preserve">    </w:t>
+      </w:r>
+      <w:proofErr w:type="spellStart"/>
+      <w:r>
+        <w:t>o.EMAIL</w:t>
+      </w:r>
+      <w:proofErr w:type="spellEnd"/>
+      <w:r>
+        <w:t xml:space="preserve">                    AS </w:t>
+      </w:r>
+      <w:proofErr w:type="spellStart"/>
+      <w:r>
+        <w:t>Source_Email</w:t>
+      </w:r>
+      <w:proofErr w:type="spellEnd"/>
+      <w:r>
+        <w:t>,</w:t>
+      </w:r>
+    </w:p>
+    <w:p>
+      <w:r>
+        <w:t xml:space="preserve">    </w:t>
+      </w:r>
+      <w:proofErr w:type="spellStart"/>
+      <w:r>
+        <w:t>n.EMAIL_ID</w:t>
+      </w:r>
+      <w:proofErr w:type="spellEnd"/>
+      <w:r>
+        <w:t xml:space="preserve">                  AS </w:t>
+      </w:r>
+      <w:proofErr w:type="spellStart"/>
+      <w:r>
+        <w:t>Target_Email</w:t>
+      </w:r>
+      <w:proofErr w:type="spellEnd"/>
+      <w:r>
+        <w:t>,</w:t>
+      </w:r>
+    </w:p>
+    <w:p>
+      <w:r>
+        <w:t xml:space="preserve">    CASE</w:t>
+      </w:r>
+    </w:p>
+    <w:p>
+      <w:r>
+        <w:t xml:space="preserve">        WHEN </w:t>
+      </w:r>
+      <w:proofErr w:type="spellStart"/>
+      <w:r>
+        <w:t>n.EMPLOYEE_CODE</w:t>
+      </w:r>
+      <w:proofErr w:type="spellEnd"/>
+      <w:r>
+        <w:t xml:space="preserve"> IS NULL            THEN 'MISSING IN TARGET'</w:t>
+      </w:r>
+    </w:p>
+    <w:p>
+      <w:r>
+        <w:t xml:space="preserve">        WHEN </w:t>
+      </w:r>
+      <w:proofErr w:type="spellStart"/>
+      <w:r>
+        <w:t>o.EMP_NAME</w:t>
+      </w:r>
+      <w:proofErr w:type="spellEnd"/>
+      <w:r>
+        <w:t xml:space="preserve">   &lt;&gt; </w:t>
+      </w:r>
+      <w:proofErr w:type="spellStart"/>
+      <w:r>
+        <w:t>n.EMPLOYEE_NAME</w:t>
+      </w:r>
+      <w:proofErr w:type="spellEnd"/>
+      <w:r>
+        <w:t xml:space="preserve">    THEN 'NAME MISMATCH'</w:t>
+      </w:r>
+    </w:p>
+    <w:p>
+      <w:r>
+        <w:t xml:space="preserve">        WHEN </w:t>
+      </w:r>
+      <w:proofErr w:type="spellStart"/>
+      <w:r>
+        <w:t>o.DEPARTMENT</w:t>
+      </w:r>
+      <w:proofErr w:type="spellEnd"/>
+      <w:r>
+        <w:t xml:space="preserve"> &lt;&gt; </w:t>
+      </w:r>
+      <w:proofErr w:type="spellStart"/>
+      <w:r>
+        <w:t>n.DEPARTMENT</w:t>
+      </w:r>
+      <w:proofErr w:type="spellEnd"/>
+      <w:r>
+        <w:t xml:space="preserve">       THEN 'DEPT MISMATCH'</w:t>
+      </w:r>
+    </w:p>
+    <w:p>
+      <w:r>
+        <w:t xml:space="preserve">        WHEN </w:t>
+      </w:r>
+      <w:proofErr w:type="spellStart"/>
+      <w:r>
+        <w:t>o.SALARY</w:t>
+      </w:r>
+      <w:proofErr w:type="spellEnd"/>
+      <w:r>
+        <w:t xml:space="preserve">     &lt;&gt; </w:t>
+      </w:r>
+      <w:proofErr w:type="spellStart"/>
+      <w:r>
+        <w:t>n.SALARY</w:t>
+      </w:r>
+      <w:proofErr w:type="spellEnd"/>
+      <w:r>
+        <w:t xml:space="preserve">           THEN 'SALARY MISMATCH'</w:t>
+      </w:r>
+    </w:p>
+    <w:p>
+      <w:r>
+        <w:t xml:space="preserve">        WHEN </w:t>
+      </w:r>
+      <w:proofErr w:type="spellStart"/>
+      <w:r>
+        <w:t>o.EMAIL</w:t>
+      </w:r>
+      <w:proofErr w:type="spellEnd"/>
+      <w:r>
+        <w:t xml:space="preserve">      &lt;&gt; </w:t>
+      </w:r>
+      <w:proofErr w:type="spellStart"/>
+      <w:r>
+        <w:t>n.EMAIL_ID</w:t>
+      </w:r>
+      <w:proofErr w:type="spellEnd"/>
+      <w:r>
+        <w:t xml:space="preserve">         THEN 'EMAIL MISMATCH'</w:t>
+      </w:r>
+    </w:p>
+    <w:p>
+      <w:r>
+        <w:t xml:space="preserve">        ELSE 'PASS'</w:t>
+      </w:r>
+    </w:p>
+    <w:p>
+      <w:r>
+        <w:t xml:space="preserve">    END AS </w:t>
+      </w:r>
+      <w:proofErr w:type="spellStart"/>
+      <w:r>
+        <w:t>Reconciliation_Status</w:t>
+      </w:r>
+      <w:proofErr w:type="spellEnd"/>
+    </w:p>
+    <w:p>
+      <w:r>
+        <w:t>FROM EMPLOYEE_OLD o</w:t>
+      </w:r>
+    </w:p>
+    <w:p>
+      <w:r>
+        <w:t xml:space="preserve">LEFT JOIN EMPLOYEE_NEW n </w:t>
+      </w:r>
+    </w:p>
+    <w:p>
+      <w:r>
+        <w:t xml:space="preserve">    ON CONCAT('EMP', </w:t>
+      </w:r>
+      <w:proofErr w:type="spellStart"/>
+      <w:r>
         <w:t>o.EMP_ID</w:t>
       </w:r>
       <w:proofErr w:type="spellEnd"/>
       <w:r>
-        <w:t>,</w:t>
-      </w:r>
-    </w:p>
-    <w:p>
-      <w:r>
-        <w:t xml:space="preserve">    </w:t>
-      </w:r>
-      <w:proofErr w:type="gramStart"/>
-      <w:r>
-        <w:t>CONCAT(</w:t>
-      </w:r>
-      <w:proofErr w:type="gramEnd"/>
-      <w:r>
-        <w:t xml:space="preserve">'EMP', </w:t>
-      </w:r>
-      <w:proofErr w:type="spellStart"/>
-      <w:r>
-        <w:t>o.EMP_ID</w:t>
-      </w:r>
-      <w:proofErr w:type="spellEnd"/>
-      <w:r>
-        <w:t xml:space="preserve">) AS </w:t>
-      </w:r>
-      <w:proofErr w:type="spellStart"/>
-      <w:r>
-        <w:t>Expected_Code</w:t>
-      </w:r>
-      <w:proofErr w:type="spellEnd"/>
-      <w:r>
-        <w:t>,</w:t>
-      </w:r>
-    </w:p>
-    <w:p>
-      <w:r>
-        <w:t xml:space="preserve">    </w:t>
-      </w:r>
-      <w:proofErr w:type="spellStart"/>
-      <w:r>
-        <w:t>o.EMP_NAME</w:t>
-      </w:r>
-      <w:proofErr w:type="spellEnd"/>
-      <w:r>
-        <w:t xml:space="preserve">        AS </w:t>
-      </w:r>
-      <w:proofErr w:type="spellStart"/>
-      <w:r>
-        <w:t>Source_Name</w:t>
-      </w:r>
-      <w:proofErr w:type="spellEnd"/>
-      <w:r>
-        <w:t>,</w:t>
-      </w:r>
-    </w:p>
-    <w:p>
-      <w:r>
-        <w:t xml:space="preserve">    </w:t>
-      </w:r>
-      <w:proofErr w:type="spellStart"/>
-      <w:proofErr w:type="gramStart"/>
-      <w:r>
-        <w:t>n.EMPLOYEE</w:t>
-      </w:r>
-      <w:proofErr w:type="gramEnd"/>
-      <w:r>
-        <w:t>_NAME</w:t>
-      </w:r>
-      <w:proofErr w:type="spellEnd"/>
-      <w:r>
-        <w:t xml:space="preserve">   AS </w:t>
-      </w:r>
-      <w:proofErr w:type="spellStart"/>
-      <w:r>
-        <w:t>Target_Name</w:t>
-      </w:r>
-      <w:proofErr w:type="spellEnd"/>
-      <w:r>
-        <w:t>,</w:t>
-      </w:r>
-    </w:p>
-    <w:p>
-      <w:r>
-        <w:t xml:space="preserve">    CASE </w:t>
-      </w:r>
-    </w:p>
-    <w:p>
-      <w:r>
-        <w:t xml:space="preserve">        WHEN </w:t>
-      </w:r>
-      <w:proofErr w:type="spellStart"/>
-      <w:r>
-        <w:t>o.EMP_NAME</w:t>
-      </w:r>
-      <w:proofErr w:type="spellEnd"/>
-      <w:r>
-        <w:t xml:space="preserve"> = </w:t>
-      </w:r>
-      <w:proofErr w:type="spellStart"/>
-      <w:proofErr w:type="gramStart"/>
-      <w:r>
-        <w:t>n.EMPLOYEE</w:t>
-      </w:r>
-      <w:proofErr w:type="gramEnd"/>
-      <w:r>
-        <w:t>_NAME</w:t>
-      </w:r>
-      <w:proofErr w:type="spellEnd"/>
-      <w:r>
-        <w:t xml:space="preserve"> THEN 'PASS' </w:t>
-      </w:r>
-    </w:p>
-    <w:p>
-      <w:r>
-        <w:t xml:space="preserve">        ELSE 'FAIL' </w:t>
-      </w:r>
-    </w:p>
-    <w:p>
-      <w:r>
-        <w:t xml:space="preserve">    END AS </w:t>
-      </w:r>
-      <w:proofErr w:type="spellStart"/>
-      <w:r>
-        <w:t>Name_Validation</w:t>
-      </w:r>
-      <w:proofErr w:type="spellEnd"/>
-    </w:p>
-    <w:p>
-      <w:r>
-        <w:t>FROM EMPLOYEE_OLD o</w:t>
-      </w:r>
-    </w:p>
-    <w:p>
-      <w:r>
-        <w:t xml:space="preserve">JOIN EMPLOYEE_NEW n </w:t>
-      </w:r>
-    </w:p>
-    <w:p>
-      <w:r>
-        <w:t xml:space="preserve">    ON </w:t>
-      </w:r>
-      <w:proofErr w:type="gramStart"/>
-      <w:r>
-        <w:t>CONCAT(</w:t>
-      </w:r>
-      <w:proofErr w:type="gramEnd"/>
-      <w:r>
-        <w:t xml:space="preserve">'EMP', </w:t>
-      </w:r>
-      <w:proofErr w:type="spellStart"/>
-      <w:r>
-        <w:t>o.EMP_ID</w:t>
-      </w:r>
-      <w:proofErr w:type="spellEnd"/>
-      <w:r>
         <w:t xml:space="preserve">) = </w:t>
       </w:r>
       <w:proofErr w:type="spellStart"/>
-      <w:proofErr w:type="gramStart"/>
-      <w:r>
-        <w:t>n.EMPLOYEE</w:t>
-      </w:r>
-      <w:proofErr w:type="gramEnd"/>
-      <w:r>
-        <w:t>_CODE</w:t>
-      </w:r>
-      <w:proofErr w:type="spellEnd"/>
-    </w:p>
-    <w:p>
-      <w:r>
-        <w:t xml:space="preserve">WHERE </w:t>
-      </w:r>
-      <w:proofErr w:type="spellStart"/>
-      <w:r>
-        <w:t>o.EMP_NAME</w:t>
-      </w:r>
-      <w:proofErr w:type="spellEnd"/>
-      <w:r>
-        <w:t xml:space="preserve"> &lt;&gt; </w:t>
-      </w:r>
-      <w:proofErr w:type="spellStart"/>
-      <w:proofErr w:type="gramStart"/>
-      <w:r>
-        <w:t>n.EMPLOYEE</w:t>
-      </w:r>
-      <w:proofErr w:type="gramEnd"/>
-      <w:r>
-        <w:t>_NAME</w:t>
+      <w:r>
+        <w:t>n.EMPLOYEE_CODE</w:t>
       </w:r>
       <w:proofErr w:type="spellEnd"/>
       <w:r>
@@ -572,1283 +1718,8 @@
     </w:p>
     <w:p>
       <w:r>
-        <w:rPr>
-          <w:b/>
-          <w:bCs/>
-        </w:rPr>
-        <w:t>Expected Result:</w:t>
-      </w:r>
-      <w:r>
-        <w:t xml:space="preserve"> No name mismatches (all PASS).</w:t>
-      </w:r>
-    </w:p>
-    <w:p>
-      <w:r>
-        <w:pict w14:anchorId="1C332DDB">
-          <v:rect id="_x0000_i1076" style="width:0;height:1.5pt" o:hralign="center" o:hrstd="t" o:hr="t" fillcolor="#a0a0a0" stroked="f"/>
-        </w:pict>
-      </w:r>
-    </w:p>
-    <w:p>
-      <w:pPr>
-        <w:rPr>
-          <w:b/>
-          <w:bCs/>
-        </w:rPr>
-      </w:pPr>
-      <w:r>
-        <w:rPr>
-          <w:b/>
-          <w:bCs/>
-        </w:rPr>
-        <w:t>Task 5: Salary Validation</w:t>
-      </w:r>
-    </w:p>
-    <w:p>
-      <w:proofErr w:type="spellStart"/>
-      <w:r>
-        <w:lastRenderedPageBreak/>
-        <w:t>sql</w:t>
-      </w:r>
-      <w:proofErr w:type="spellEnd"/>
-    </w:p>
-    <w:p>
-      <w:r>
-        <w:t>-- Compare salaries between source and target</w:t>
-      </w:r>
-    </w:p>
-    <w:p>
-      <w:r>
-        <w:t xml:space="preserve">SELECT </w:t>
-      </w:r>
-    </w:p>
-    <w:p>
-      <w:r>
-        <w:t xml:space="preserve">    </w:t>
-      </w:r>
-      <w:proofErr w:type="spellStart"/>
-      <w:r>
-        <w:t>o.EMP_ID</w:t>
-      </w:r>
-      <w:proofErr w:type="spellEnd"/>
-      <w:r>
-        <w:t>,</w:t>
-      </w:r>
-    </w:p>
-    <w:p>
-      <w:r>
-        <w:t xml:space="preserve">    </w:t>
-      </w:r>
-      <w:proofErr w:type="gramStart"/>
-      <w:r>
-        <w:t>CONCAT(</w:t>
-      </w:r>
-      <w:proofErr w:type="gramEnd"/>
-      <w:r>
-        <w:t xml:space="preserve">'EMP', </w:t>
-      </w:r>
-      <w:proofErr w:type="spellStart"/>
-      <w:r>
-        <w:t>o.EMP_ID</w:t>
-      </w:r>
-      <w:proofErr w:type="spellEnd"/>
-      <w:r>
-        <w:t xml:space="preserve">) AS </w:t>
-      </w:r>
-      <w:proofErr w:type="spellStart"/>
-      <w:r>
-        <w:t>Employee_Code</w:t>
-      </w:r>
-      <w:proofErr w:type="spellEnd"/>
-      <w:r>
-        <w:t>,</w:t>
-      </w:r>
-    </w:p>
-    <w:p>
-      <w:r>
-        <w:t xml:space="preserve">    </w:t>
-      </w:r>
-      <w:proofErr w:type="spellStart"/>
-      <w:r>
-        <w:t>o.EMP_NAME</w:t>
-      </w:r>
-      <w:proofErr w:type="spellEnd"/>
-      <w:r>
-        <w:t>,</w:t>
-      </w:r>
-    </w:p>
-    <w:p>
-      <w:r>
-        <w:t xml:space="preserve">    </w:t>
-      </w:r>
-      <w:proofErr w:type="spellStart"/>
-      <w:proofErr w:type="gramStart"/>
-      <w:r>
-        <w:t>o.SALARY</w:t>
-      </w:r>
-      <w:proofErr w:type="spellEnd"/>
-      <w:proofErr w:type="gramEnd"/>
-      <w:r>
-        <w:t xml:space="preserve">        AS </w:t>
-      </w:r>
-      <w:proofErr w:type="spellStart"/>
-      <w:r>
-        <w:t>Source_Salary</w:t>
-      </w:r>
-      <w:proofErr w:type="spellEnd"/>
-      <w:r>
-        <w:t>,</w:t>
-      </w:r>
-    </w:p>
-    <w:p>
-      <w:r>
-        <w:t xml:space="preserve">    </w:t>
-      </w:r>
-      <w:proofErr w:type="spellStart"/>
-      <w:proofErr w:type="gramStart"/>
-      <w:r>
-        <w:t>n.SALARY</w:t>
-      </w:r>
-      <w:proofErr w:type="spellEnd"/>
-      <w:proofErr w:type="gramEnd"/>
-      <w:r>
-        <w:t xml:space="preserve">        AS </w:t>
-      </w:r>
-      <w:proofErr w:type="spellStart"/>
-      <w:r>
-        <w:t>Target_Salary</w:t>
-      </w:r>
-      <w:proofErr w:type="spellEnd"/>
-      <w:r>
-        <w:t>,</w:t>
-      </w:r>
-    </w:p>
-    <w:p>
-      <w:r>
-        <w:t xml:space="preserve">    </w:t>
-      </w:r>
-      <w:proofErr w:type="spellStart"/>
-      <w:proofErr w:type="gramStart"/>
-      <w:r>
-        <w:t>o.SALARY</w:t>
-      </w:r>
-      <w:proofErr w:type="spellEnd"/>
-      <w:proofErr w:type="gramEnd"/>
-      <w:r>
-        <w:t xml:space="preserve"> - </w:t>
-      </w:r>
-      <w:proofErr w:type="spellStart"/>
-      <w:proofErr w:type="gramStart"/>
-      <w:r>
-        <w:t>n.SALARY</w:t>
-      </w:r>
-      <w:proofErr w:type="spellEnd"/>
-      <w:proofErr w:type="gramEnd"/>
-      <w:r>
-        <w:t xml:space="preserve"> AS </w:t>
-      </w:r>
-      <w:proofErr w:type="spellStart"/>
-      <w:r>
-        <w:t>Salary_Difference</w:t>
-      </w:r>
-      <w:proofErr w:type="spellEnd"/>
-      <w:r>
-        <w:t>,</w:t>
-      </w:r>
-    </w:p>
-    <w:p>
-      <w:r>
-        <w:t xml:space="preserve">    CASE </w:t>
-      </w:r>
-    </w:p>
-    <w:p>
-      <w:r>
-        <w:t xml:space="preserve">        WHEN </w:t>
-      </w:r>
-      <w:proofErr w:type="spellStart"/>
-      <w:proofErr w:type="gramStart"/>
-      <w:r>
-        <w:t>o.SALARY</w:t>
-      </w:r>
-      <w:proofErr w:type="spellEnd"/>
-      <w:proofErr w:type="gramEnd"/>
-      <w:r>
-        <w:t xml:space="preserve"> = </w:t>
-      </w:r>
-      <w:proofErr w:type="spellStart"/>
-      <w:proofErr w:type="gramStart"/>
-      <w:r>
-        <w:t>n.SALARY</w:t>
-      </w:r>
-      <w:proofErr w:type="spellEnd"/>
-      <w:proofErr w:type="gramEnd"/>
-      <w:r>
-        <w:t xml:space="preserve"> THEN 'PASS' </w:t>
-      </w:r>
-    </w:p>
-    <w:p>
-      <w:r>
-        <w:t xml:space="preserve">        ELSE 'FAIL' </w:t>
-      </w:r>
-    </w:p>
-    <w:p>
-      <w:r>
-        <w:t xml:space="preserve">    END AS </w:t>
-      </w:r>
-      <w:proofErr w:type="spellStart"/>
-      <w:r>
-        <w:t>Salary_Validation</w:t>
-      </w:r>
-      <w:proofErr w:type="spellEnd"/>
-    </w:p>
-    <w:p>
-      <w:r>
-        <w:t>FROM EMPLOYEE_OLD o</w:t>
-      </w:r>
-    </w:p>
-    <w:p>
-      <w:r>
-        <w:t xml:space="preserve">JOIN EMPLOYEE_NEW n </w:t>
-      </w:r>
-    </w:p>
-    <w:p>
-      <w:r>
-        <w:t xml:space="preserve">    ON </w:t>
-      </w:r>
-      <w:proofErr w:type="gramStart"/>
-      <w:r>
-        <w:t>CONCAT(</w:t>
-      </w:r>
-      <w:proofErr w:type="gramEnd"/>
-      <w:r>
-        <w:t xml:space="preserve">'EMP', </w:t>
-      </w:r>
-      <w:proofErr w:type="spellStart"/>
-      <w:r>
-        <w:t>o.EMP_ID</w:t>
-      </w:r>
-      <w:proofErr w:type="spellEnd"/>
-      <w:r>
-        <w:t xml:space="preserve">) = </w:t>
-      </w:r>
-      <w:proofErr w:type="spellStart"/>
-      <w:proofErr w:type="gramStart"/>
-      <w:r>
-        <w:t>n.EMPLOYEE</w:t>
-      </w:r>
-      <w:proofErr w:type="gramEnd"/>
-      <w:r>
-        <w:t>_CODE</w:t>
-      </w:r>
-      <w:proofErr w:type="spellEnd"/>
-    </w:p>
-    <w:p>
-      <w:r>
-        <w:t xml:space="preserve">WHERE </w:t>
-      </w:r>
-      <w:proofErr w:type="spellStart"/>
-      <w:proofErr w:type="gramStart"/>
-      <w:r>
-        <w:t>o.SALARY</w:t>
-      </w:r>
-      <w:proofErr w:type="spellEnd"/>
-      <w:proofErr w:type="gramEnd"/>
-      <w:r>
-        <w:t xml:space="preserve"> &lt;&gt; </w:t>
-      </w:r>
-      <w:proofErr w:type="spellStart"/>
-      <w:proofErr w:type="gramStart"/>
-      <w:r>
-        <w:t>n.SALARY</w:t>
-      </w:r>
-      <w:proofErr w:type="spellEnd"/>
-      <w:proofErr w:type="gramEnd"/>
-      <w:r>
-        <w:t>;</w:t>
-      </w:r>
-    </w:p>
-    <w:p>
-      <w:r>
-        <w:rPr>
-          <w:b/>
-          <w:bCs/>
-        </w:rPr>
-        <w:t>Expected Finding:</w:t>
-      </w:r>
-      <w:r>
-        <w:t xml:space="preserve"> EMP102 (Mary) — Source: 45000, Target: 35000.</w:t>
-      </w:r>
-    </w:p>
-    <w:p>
-      <w:r>
-        <w:pict w14:anchorId="7272E00E">
-          <v:rect id="_x0000_i1077" style="width:0;height:1.5pt" o:hralign="center" o:hrstd="t" o:hr="t" fillcolor="#a0a0a0" stroked="f"/>
-        </w:pict>
-      </w:r>
-    </w:p>
-    <w:p>
-      <w:pPr>
-        <w:rPr>
-          <w:b/>
-          <w:bCs/>
-        </w:rPr>
-      </w:pPr>
-      <w:r>
-        <w:rPr>
-          <w:b/>
-          <w:bCs/>
-        </w:rPr>
-        <w:t>Task 6: Email Validation</w:t>
-      </w:r>
-    </w:p>
-    <w:p>
-      <w:proofErr w:type="spellStart"/>
-      <w:r>
-        <w:t>sql</w:t>
-      </w:r>
-      <w:proofErr w:type="spellEnd"/>
-    </w:p>
-    <w:p>
-      <w:r>
-        <w:t>-- Compare emails between source and target</w:t>
-      </w:r>
-    </w:p>
-    <w:p>
-      <w:r>
-        <w:t xml:space="preserve">SELECT </w:t>
-      </w:r>
-    </w:p>
-    <w:p>
-      <w:r>
-        <w:t xml:space="preserve">    </w:t>
-      </w:r>
-      <w:proofErr w:type="spellStart"/>
-      <w:r>
-        <w:t>o.EMP_ID</w:t>
-      </w:r>
-      <w:proofErr w:type="spellEnd"/>
-      <w:r>
-        <w:t>,</w:t>
-      </w:r>
-    </w:p>
-    <w:p>
-      <w:r>
-        <w:t xml:space="preserve">    </w:t>
-      </w:r>
-      <w:proofErr w:type="gramStart"/>
-      <w:r>
-        <w:t>CONCAT(</w:t>
-      </w:r>
-      <w:proofErr w:type="gramEnd"/>
-      <w:r>
-        <w:t xml:space="preserve">'EMP', </w:t>
-      </w:r>
-      <w:proofErr w:type="spellStart"/>
-      <w:r>
-        <w:t>o.EMP_ID</w:t>
-      </w:r>
-      <w:proofErr w:type="spellEnd"/>
-      <w:r>
-        <w:t xml:space="preserve">) AS </w:t>
-      </w:r>
-      <w:proofErr w:type="spellStart"/>
-      <w:r>
-        <w:t>Employee_Code</w:t>
-      </w:r>
-      <w:proofErr w:type="spellEnd"/>
-      <w:r>
-        <w:t>,</w:t>
-      </w:r>
-    </w:p>
-    <w:p>
-      <w:r>
-        <w:t xml:space="preserve">    </w:t>
-      </w:r>
-      <w:proofErr w:type="spellStart"/>
-      <w:r>
-        <w:t>o.EMP_NAME</w:t>
-      </w:r>
-      <w:proofErr w:type="spellEnd"/>
-      <w:r>
-        <w:t>,</w:t>
-      </w:r>
-    </w:p>
-    <w:p>
-      <w:r>
-        <w:t xml:space="preserve">    </w:t>
-      </w:r>
-      <w:proofErr w:type="spellStart"/>
-      <w:proofErr w:type="gramStart"/>
-      <w:r>
-        <w:t>o.EMAIL</w:t>
-      </w:r>
-      <w:proofErr w:type="spellEnd"/>
-      <w:proofErr w:type="gramEnd"/>
-      <w:r>
-        <w:t xml:space="preserve">         AS </w:t>
-      </w:r>
-      <w:proofErr w:type="spellStart"/>
-      <w:r>
-        <w:t>Source_Email</w:t>
-      </w:r>
-      <w:proofErr w:type="spellEnd"/>
-      <w:r>
-        <w:t>,</w:t>
-      </w:r>
-    </w:p>
-    <w:p>
-      <w:r>
-        <w:t xml:space="preserve">    </w:t>
-      </w:r>
-      <w:proofErr w:type="spellStart"/>
-      <w:proofErr w:type="gramStart"/>
-      <w:r>
-        <w:t>n.EMAIL</w:t>
-      </w:r>
-      <w:proofErr w:type="gramEnd"/>
-      <w:r>
-        <w:t>_ID</w:t>
-      </w:r>
-      <w:proofErr w:type="spellEnd"/>
-      <w:r>
-        <w:t xml:space="preserve">      AS </w:t>
-      </w:r>
-      <w:proofErr w:type="spellStart"/>
-      <w:r>
-        <w:t>Target_Email</w:t>
-      </w:r>
-      <w:proofErr w:type="spellEnd"/>
-      <w:r>
-        <w:t>,</w:t>
-      </w:r>
-    </w:p>
-    <w:p>
-      <w:r>
-        <w:lastRenderedPageBreak/>
-        <w:t xml:space="preserve">    CASE </w:t>
-      </w:r>
-    </w:p>
-    <w:p>
-      <w:r>
-        <w:t xml:space="preserve">        WHEN </w:t>
-      </w:r>
-      <w:proofErr w:type="spellStart"/>
-      <w:proofErr w:type="gramStart"/>
-      <w:r>
-        <w:t>o.EMAIL</w:t>
-      </w:r>
-      <w:proofErr w:type="spellEnd"/>
-      <w:proofErr w:type="gramEnd"/>
-      <w:r>
-        <w:t xml:space="preserve"> = </w:t>
-      </w:r>
-      <w:proofErr w:type="spellStart"/>
-      <w:proofErr w:type="gramStart"/>
-      <w:r>
-        <w:t>n.EMAIL</w:t>
-      </w:r>
-      <w:proofErr w:type="gramEnd"/>
-      <w:r>
-        <w:t>_ID</w:t>
-      </w:r>
-      <w:proofErr w:type="spellEnd"/>
-      <w:r>
-        <w:t xml:space="preserve"> THEN 'PASS' </w:t>
-      </w:r>
-    </w:p>
-    <w:p>
-      <w:r>
-        <w:t xml:space="preserve">        ELSE 'FAIL' </w:t>
-      </w:r>
-    </w:p>
-    <w:p>
-      <w:r>
-        <w:t xml:space="preserve">    END AS </w:t>
-      </w:r>
-      <w:proofErr w:type="spellStart"/>
-      <w:r>
-        <w:t>Email_Validation</w:t>
-      </w:r>
-      <w:proofErr w:type="spellEnd"/>
-    </w:p>
-    <w:p>
-      <w:r>
-        <w:t>FROM EMPLOYEE_OLD o</w:t>
-      </w:r>
-    </w:p>
-    <w:p>
-      <w:r>
-        <w:t xml:space="preserve">JOIN EMPLOYEE_NEW n </w:t>
-      </w:r>
-    </w:p>
-    <w:p>
-      <w:r>
-        <w:t xml:space="preserve">    ON </w:t>
-      </w:r>
-      <w:proofErr w:type="gramStart"/>
-      <w:r>
-        <w:t>CONCAT(</w:t>
-      </w:r>
-      <w:proofErr w:type="gramEnd"/>
-      <w:r>
-        <w:t xml:space="preserve">'EMP', </w:t>
-      </w:r>
-      <w:proofErr w:type="spellStart"/>
-      <w:r>
-        <w:t>o.EMP_ID</w:t>
-      </w:r>
-      <w:proofErr w:type="spellEnd"/>
-      <w:r>
-        <w:t xml:space="preserve">) = </w:t>
-      </w:r>
-      <w:proofErr w:type="spellStart"/>
-      <w:proofErr w:type="gramStart"/>
-      <w:r>
-        <w:t>n.EMPLOYEE</w:t>
-      </w:r>
-      <w:proofErr w:type="gramEnd"/>
-      <w:r>
-        <w:t>_CODE</w:t>
-      </w:r>
-      <w:proofErr w:type="spellEnd"/>
-    </w:p>
-    <w:p>
-      <w:r>
-        <w:t xml:space="preserve">WHERE </w:t>
-      </w:r>
-      <w:proofErr w:type="spellStart"/>
-      <w:proofErr w:type="gramStart"/>
-      <w:r>
-        <w:t>o.EMAIL</w:t>
-      </w:r>
-      <w:proofErr w:type="spellEnd"/>
-      <w:proofErr w:type="gramEnd"/>
-      <w:r>
-        <w:t xml:space="preserve"> &lt;&gt; </w:t>
-      </w:r>
-      <w:proofErr w:type="spellStart"/>
-      <w:proofErr w:type="gramStart"/>
-      <w:r>
-        <w:t>n.EMAIL</w:t>
-      </w:r>
-      <w:proofErr w:type="gramEnd"/>
-      <w:r>
-        <w:t>_ID</w:t>
-      </w:r>
-      <w:proofErr w:type="spellEnd"/>
-      <w:r>
-        <w:t>;</w:t>
-      </w:r>
-    </w:p>
-    <w:p>
-      <w:r>
-        <w:rPr>
-          <w:b/>
-          <w:bCs/>
-        </w:rPr>
-        <w:t>Expected Result:</w:t>
-      </w:r>
-      <w:r>
-        <w:t xml:space="preserve"> No email mismatches.</w:t>
-      </w:r>
-    </w:p>
-    <w:p>
-      <w:r>
-        <w:pict w14:anchorId="3C0A6D73">
-          <v:rect id="_x0000_i1078" style="width:0;height:1.5pt" o:hralign="center" o:hrstd="t" o:hr="t" fillcolor="#a0a0a0" stroked="f"/>
-        </w:pict>
-      </w:r>
-    </w:p>
-    <w:p>
-      <w:pPr>
-        <w:rPr>
-          <w:b/>
-          <w:bCs/>
-        </w:rPr>
-      </w:pPr>
-      <w:r>
-        <w:rPr>
-          <w:b/>
-          <w:bCs/>
-        </w:rPr>
-        <w:t>Task 7: Null Validation</w:t>
-      </w:r>
-    </w:p>
-    <w:p>
-      <w:proofErr w:type="spellStart"/>
-      <w:r>
-        <w:t>sql</w:t>
-      </w:r>
-      <w:proofErr w:type="spellEnd"/>
-    </w:p>
-    <w:p>
-      <w:r>
-        <w:t>-- Check for NULLs in critical fields of both tables</w:t>
-      </w:r>
-    </w:p>
-    <w:p/>
-    <w:p>
-      <w:r>
-        <w:t>-- Source table</w:t>
-      </w:r>
-    </w:p>
-    <w:p>
-      <w:r>
-        <w:t xml:space="preserve">SELECT 'EMPLOYEE_OLD' AS </w:t>
-      </w:r>
-      <w:proofErr w:type="spellStart"/>
-      <w:r>
-        <w:t>Table_Name</w:t>
-      </w:r>
-      <w:proofErr w:type="spellEnd"/>
-      <w:r>
-        <w:t>, EMP_ID,</w:t>
-      </w:r>
-    </w:p>
-    <w:p>
-      <w:r>
-        <w:t xml:space="preserve">    CASE WHEN EMP_NAME   IS NULL THEN 'NULL' ELSE 'OK' END AS </w:t>
-      </w:r>
-      <w:proofErr w:type="spellStart"/>
-      <w:r>
-        <w:t>Name_Check</w:t>
-      </w:r>
-      <w:proofErr w:type="spellEnd"/>
-      <w:r>
-        <w:t>,</w:t>
-      </w:r>
-    </w:p>
-    <w:p>
-      <w:r>
-        <w:t xml:space="preserve">    CASE WHEN DEPARTMENT IS NULL THEN 'NULL' ELSE 'OK' END AS </w:t>
-      </w:r>
-      <w:proofErr w:type="spellStart"/>
-      <w:r>
-        <w:t>Dept_Check</w:t>
-      </w:r>
-      <w:proofErr w:type="spellEnd"/>
-      <w:r>
-        <w:t>,</w:t>
-      </w:r>
-    </w:p>
-    <w:p>
-      <w:r>
-        <w:t xml:space="preserve">    CASE WHEN SALARY     IS NULL THEN 'NULL' ELSE 'OK' END AS </w:t>
-      </w:r>
-      <w:proofErr w:type="spellStart"/>
-      <w:r>
-        <w:t>Salary_Check</w:t>
-      </w:r>
-      <w:proofErr w:type="spellEnd"/>
-      <w:r>
-        <w:t>,</w:t>
-      </w:r>
-    </w:p>
-    <w:p>
-      <w:r>
-        <w:t xml:space="preserve">    CASE WHEN EMAIL      IS NULL THEN 'NULL' ELSE 'OK' END AS </w:t>
-      </w:r>
-      <w:proofErr w:type="spellStart"/>
-      <w:r>
-        <w:t>Email_Check</w:t>
-      </w:r>
-      <w:proofErr w:type="spellEnd"/>
-    </w:p>
-    <w:p>
-      <w:r>
-        <w:t>FROM EMPLOYEE_OLD</w:t>
-      </w:r>
-    </w:p>
-    <w:p>
-      <w:r>
-        <w:t>WHERE EMP_NAME IS NULL OR DEPARTMENT IS NULL OR SALARY IS NULL OR EMAIL IS NULL;</w:t>
-      </w:r>
-    </w:p>
-    <w:p/>
-    <w:p>
-      <w:r>
-        <w:t>-- Target table</w:t>
-      </w:r>
-    </w:p>
-    <w:p>
-      <w:r>
-        <w:t xml:space="preserve">SELECT 'EMPLOYEE_NEW' AS </w:t>
-      </w:r>
-      <w:proofErr w:type="spellStart"/>
-      <w:r>
-        <w:t>Table_Name</w:t>
-      </w:r>
-      <w:proofErr w:type="spellEnd"/>
-      <w:r>
-        <w:t>, EMPLOYEE_CODE,</w:t>
-      </w:r>
-    </w:p>
-    <w:p>
-      <w:r>
-        <w:t xml:space="preserve">    CASE WHEN EMPLOYEE_NAME IS NULL THEN 'NULL' ELSE 'OK' END AS </w:t>
-      </w:r>
-      <w:proofErr w:type="spellStart"/>
-      <w:r>
-        <w:t>Name_Check</w:t>
-      </w:r>
-      <w:proofErr w:type="spellEnd"/>
-      <w:r>
-        <w:t>,</w:t>
-      </w:r>
-    </w:p>
-    <w:p>
-      <w:r>
-        <w:t xml:space="preserve">    CASE WHEN DEPARTMENT    IS NULL THEN 'NULL' ELSE 'OK' END AS </w:t>
-      </w:r>
-      <w:proofErr w:type="spellStart"/>
-      <w:r>
-        <w:t>Dept_Check</w:t>
-      </w:r>
-      <w:proofErr w:type="spellEnd"/>
-      <w:r>
-        <w:t>,</w:t>
-      </w:r>
-    </w:p>
-    <w:p>
-      <w:r>
-        <w:lastRenderedPageBreak/>
-        <w:t xml:space="preserve">    CASE WHEN SALARY        IS NULL THEN 'NULL' ELSE 'OK' END AS </w:t>
-      </w:r>
-      <w:proofErr w:type="spellStart"/>
-      <w:r>
-        <w:t>Salary_Check</w:t>
-      </w:r>
-      <w:proofErr w:type="spellEnd"/>
-      <w:r>
-        <w:t>,</w:t>
-      </w:r>
-    </w:p>
-    <w:p>
-      <w:r>
-        <w:t xml:space="preserve">    CASE WHEN EMAIL_ID      IS NULL THEN 'NULL' ELSE 'OK' END AS </w:t>
-      </w:r>
-      <w:proofErr w:type="spellStart"/>
-      <w:r>
-        <w:t>Email_Check</w:t>
-      </w:r>
-      <w:proofErr w:type="spellEnd"/>
-    </w:p>
-    <w:p>
-      <w:r>
-        <w:t>FROM EMPLOYEE_NEW</w:t>
-      </w:r>
-    </w:p>
-    <w:p>
-      <w:r>
-        <w:t>WHERE EMPLOYEE_NAME IS NULL OR DEPARTMENT IS NULL OR SALARY IS NULL OR EMAIL_ID IS NULL;</w:t>
-      </w:r>
-    </w:p>
-    <w:p>
-      <w:r>
-        <w:rPr>
-          <w:b/>
-          <w:bCs/>
-        </w:rPr>
-        <w:t>Expected Result:</w:t>
-      </w:r>
-      <w:r>
-        <w:t xml:space="preserve"> No NULLs found in either table.</w:t>
-      </w:r>
-    </w:p>
-    <w:p>
-      <w:r>
-        <w:pict w14:anchorId="7715B20F">
-          <v:rect id="_x0000_i1079" style="width:0;height:1.5pt" o:hralign="center" o:hrstd="t" o:hr="t" fillcolor="#a0a0a0" stroked="f"/>
-        </w:pict>
-      </w:r>
-    </w:p>
-    <w:p>
-      <w:pPr>
-        <w:rPr>
-          <w:b/>
-          <w:bCs/>
-        </w:rPr>
-      </w:pPr>
-      <w:r>
-        <w:rPr>
-          <w:b/>
-          <w:bCs/>
-        </w:rPr>
-        <w:t>Task 8: Data Reconciliation (Full Summary Report)</w:t>
-      </w:r>
-    </w:p>
-    <w:p>
-      <w:proofErr w:type="spellStart"/>
-      <w:r>
-        <w:t>sql</w:t>
-      </w:r>
-      <w:proofErr w:type="spellEnd"/>
-    </w:p>
-    <w:p>
-      <w:r>
-        <w:t>-- Master reconciliation: join all fields side by side</w:t>
-      </w:r>
-    </w:p>
-    <w:p>
-      <w:r>
-        <w:t xml:space="preserve">SELECT </w:t>
-      </w:r>
-    </w:p>
-    <w:p>
-      <w:r>
-        <w:t xml:space="preserve">    </w:t>
-      </w:r>
-      <w:proofErr w:type="spellStart"/>
-      <w:r>
-        <w:t>o.EMP_ID</w:t>
-      </w:r>
-      <w:proofErr w:type="spellEnd"/>
-      <w:r>
-        <w:t>,</w:t>
-      </w:r>
-    </w:p>
-    <w:p>
-      <w:r>
-        <w:t xml:space="preserve">    </w:t>
-      </w:r>
-      <w:proofErr w:type="gramStart"/>
-      <w:r>
-        <w:t>CONCAT(</w:t>
-      </w:r>
-      <w:proofErr w:type="gramEnd"/>
-      <w:r>
-        <w:t xml:space="preserve">'EMP', </w:t>
-      </w:r>
-      <w:proofErr w:type="spellStart"/>
-      <w:r>
-        <w:t>o.EMP_</w:t>
-      </w:r>
-      <w:proofErr w:type="gramStart"/>
-      <w:r>
-        <w:t>ID</w:t>
-      </w:r>
-      <w:proofErr w:type="spellEnd"/>
-      <w:r>
-        <w:t xml:space="preserve">)   </w:t>
-      </w:r>
-      <w:proofErr w:type="gramEnd"/>
-      <w:r>
-        <w:t xml:space="preserve"> AS </w:t>
-      </w:r>
-      <w:proofErr w:type="spellStart"/>
-      <w:r>
-        <w:t>Expected_Code</w:t>
-      </w:r>
-      <w:proofErr w:type="spellEnd"/>
-      <w:r>
-        <w:t>,</w:t>
-      </w:r>
-    </w:p>
-    <w:p>
-      <w:r>
-        <w:t xml:space="preserve">    </w:t>
-      </w:r>
-      <w:proofErr w:type="spellStart"/>
-      <w:proofErr w:type="gramStart"/>
-      <w:r>
-        <w:t>n.EMPLOYEE</w:t>
-      </w:r>
-      <w:proofErr w:type="gramEnd"/>
-      <w:r>
-        <w:t>_CODE</w:t>
-      </w:r>
-      <w:proofErr w:type="spellEnd"/>
-      <w:r>
-        <w:t xml:space="preserve">             AS </w:t>
-      </w:r>
-      <w:proofErr w:type="spellStart"/>
-      <w:r>
-        <w:t>Actual_Code</w:t>
-      </w:r>
-      <w:proofErr w:type="spellEnd"/>
-      <w:r>
-        <w:t>,</w:t>
-      </w:r>
-    </w:p>
-    <w:p>
-      <w:r>
-        <w:t xml:space="preserve">    </w:t>
-      </w:r>
-      <w:proofErr w:type="spellStart"/>
-      <w:r>
-        <w:t>o.EMP_NAME</w:t>
-      </w:r>
-      <w:proofErr w:type="spellEnd"/>
-      <w:r>
-        <w:t xml:space="preserve">                 AS </w:t>
-      </w:r>
-      <w:proofErr w:type="spellStart"/>
-      <w:r>
-        <w:t>Source_Name</w:t>
-      </w:r>
-      <w:proofErr w:type="spellEnd"/>
-      <w:r>
-        <w:t>,</w:t>
-      </w:r>
-    </w:p>
-    <w:p>
-      <w:r>
-        <w:t xml:space="preserve">    </w:t>
-      </w:r>
-      <w:proofErr w:type="spellStart"/>
-      <w:proofErr w:type="gramStart"/>
-      <w:r>
-        <w:t>n.EMPLOYEE</w:t>
-      </w:r>
-      <w:proofErr w:type="gramEnd"/>
-      <w:r>
-        <w:t>_NAME</w:t>
-      </w:r>
-      <w:proofErr w:type="spellEnd"/>
-      <w:r>
-        <w:t xml:space="preserve">             AS </w:t>
-      </w:r>
-      <w:proofErr w:type="spellStart"/>
-      <w:r>
-        <w:t>Target_Name</w:t>
-      </w:r>
-      <w:proofErr w:type="spellEnd"/>
-      <w:r>
-        <w:t>,</w:t>
-      </w:r>
-    </w:p>
-    <w:p>
-      <w:r>
-        <w:t xml:space="preserve">    </w:t>
-      </w:r>
-      <w:proofErr w:type="spellStart"/>
-      <w:proofErr w:type="gramStart"/>
-      <w:r>
-        <w:t>o.DEPARTMENT</w:t>
-      </w:r>
-      <w:proofErr w:type="spellEnd"/>
-      <w:proofErr w:type="gramEnd"/>
-      <w:r>
-        <w:t xml:space="preserve">               AS </w:t>
-      </w:r>
-      <w:proofErr w:type="spellStart"/>
-      <w:r>
-        <w:t>Source_Dept</w:t>
-      </w:r>
-      <w:proofErr w:type="spellEnd"/>
-      <w:r>
-        <w:t>,</w:t>
-      </w:r>
-    </w:p>
-    <w:p>
-      <w:r>
-        <w:t xml:space="preserve">    </w:t>
-      </w:r>
-      <w:proofErr w:type="spellStart"/>
-      <w:proofErr w:type="gramStart"/>
-      <w:r>
-        <w:t>n.DEPARTMENT</w:t>
-      </w:r>
-      <w:proofErr w:type="spellEnd"/>
-      <w:proofErr w:type="gramEnd"/>
-      <w:r>
-        <w:t xml:space="preserve">                AS </w:t>
-      </w:r>
-      <w:proofErr w:type="spellStart"/>
-      <w:r>
-        <w:t>Target_Dept</w:t>
-      </w:r>
-      <w:proofErr w:type="spellEnd"/>
-      <w:r>
-        <w:t>,</w:t>
-      </w:r>
-    </w:p>
-    <w:p>
-      <w:r>
-        <w:t xml:space="preserve">    </w:t>
-      </w:r>
-      <w:proofErr w:type="spellStart"/>
-      <w:proofErr w:type="gramStart"/>
-      <w:r>
-        <w:t>o.SALARY</w:t>
-      </w:r>
-      <w:proofErr w:type="spellEnd"/>
-      <w:proofErr w:type="gramEnd"/>
-      <w:r>
-        <w:t xml:space="preserve">                   AS </w:t>
-      </w:r>
-      <w:proofErr w:type="spellStart"/>
-      <w:r>
-        <w:t>Source_Salary</w:t>
-      </w:r>
-      <w:proofErr w:type="spellEnd"/>
-      <w:r>
-        <w:t>,</w:t>
-      </w:r>
-    </w:p>
-    <w:p>
-      <w:r>
-        <w:t xml:space="preserve">    </w:t>
-      </w:r>
-      <w:proofErr w:type="spellStart"/>
-      <w:proofErr w:type="gramStart"/>
-      <w:r>
-        <w:t>n.SALARY</w:t>
-      </w:r>
-      <w:proofErr w:type="spellEnd"/>
-      <w:proofErr w:type="gramEnd"/>
-      <w:r>
-        <w:t xml:space="preserve">                    AS </w:t>
-      </w:r>
-      <w:proofErr w:type="spellStart"/>
-      <w:r>
-        <w:t>Target_Salary</w:t>
-      </w:r>
-      <w:proofErr w:type="spellEnd"/>
-      <w:r>
-        <w:t>,</w:t>
-      </w:r>
-    </w:p>
-    <w:p>
-      <w:r>
-        <w:t xml:space="preserve">    </w:t>
-      </w:r>
-      <w:proofErr w:type="spellStart"/>
-      <w:proofErr w:type="gramStart"/>
-      <w:r>
-        <w:t>o.EMAIL</w:t>
-      </w:r>
-      <w:proofErr w:type="spellEnd"/>
-      <w:proofErr w:type="gramEnd"/>
-      <w:r>
-        <w:t xml:space="preserve">                    AS </w:t>
-      </w:r>
-      <w:proofErr w:type="spellStart"/>
-      <w:r>
-        <w:t>Source_Email</w:t>
-      </w:r>
-      <w:proofErr w:type="spellEnd"/>
-      <w:r>
-        <w:t>,</w:t>
-      </w:r>
-    </w:p>
-    <w:p>
-      <w:r>
-        <w:t xml:space="preserve">    </w:t>
-      </w:r>
-      <w:proofErr w:type="spellStart"/>
-      <w:proofErr w:type="gramStart"/>
-      <w:r>
-        <w:t>n.EMAIL</w:t>
-      </w:r>
-      <w:proofErr w:type="gramEnd"/>
-      <w:r>
-        <w:t>_ID</w:t>
-      </w:r>
-      <w:proofErr w:type="spellEnd"/>
-      <w:r>
-        <w:t xml:space="preserve">                  AS </w:t>
-      </w:r>
-      <w:proofErr w:type="spellStart"/>
-      <w:r>
-        <w:t>Target_Email</w:t>
-      </w:r>
-      <w:proofErr w:type="spellEnd"/>
-      <w:r>
-        <w:t>,</w:t>
-      </w:r>
-    </w:p>
-    <w:p>
-      <w:r>
-        <w:t xml:space="preserve">    CASE</w:t>
-      </w:r>
-    </w:p>
-    <w:p>
-      <w:r>
-        <w:t xml:space="preserve">        WHEN </w:t>
-      </w:r>
-      <w:proofErr w:type="spellStart"/>
-      <w:proofErr w:type="gramStart"/>
-      <w:r>
-        <w:t>n.EMPLOYEE</w:t>
-      </w:r>
-      <w:proofErr w:type="gramEnd"/>
-      <w:r>
-        <w:t>_CODE</w:t>
-      </w:r>
-      <w:proofErr w:type="spellEnd"/>
-      <w:r>
-        <w:t xml:space="preserve"> IS NULL            THEN 'MISSING IN TARGET'</w:t>
-      </w:r>
-    </w:p>
-    <w:p>
-      <w:r>
-        <w:t xml:space="preserve">        WHEN </w:t>
-      </w:r>
-      <w:proofErr w:type="spellStart"/>
-      <w:r>
-        <w:t>o.EMP_NAME</w:t>
-      </w:r>
-      <w:proofErr w:type="spellEnd"/>
-      <w:r>
-        <w:t xml:space="preserve">   &lt;&gt; </w:t>
-      </w:r>
-      <w:proofErr w:type="spellStart"/>
-      <w:proofErr w:type="gramStart"/>
-      <w:r>
-        <w:t>n.EMPLOYEE</w:t>
-      </w:r>
-      <w:proofErr w:type="gramEnd"/>
-      <w:r>
-        <w:t>_NAME</w:t>
-      </w:r>
-      <w:proofErr w:type="spellEnd"/>
-      <w:r>
-        <w:t xml:space="preserve">    THEN 'NAME MISMATCH'</w:t>
-      </w:r>
-    </w:p>
-    <w:p>
-      <w:r>
-        <w:t xml:space="preserve">        WHEN </w:t>
-      </w:r>
-      <w:proofErr w:type="spellStart"/>
-      <w:proofErr w:type="gramStart"/>
-      <w:r>
-        <w:t>o.DEPARTMENT</w:t>
-      </w:r>
-      <w:proofErr w:type="spellEnd"/>
-      <w:proofErr w:type="gramEnd"/>
-      <w:r>
-        <w:t xml:space="preserve"> &lt;&gt; </w:t>
-      </w:r>
-      <w:proofErr w:type="spellStart"/>
-      <w:proofErr w:type="gramStart"/>
-      <w:r>
-        <w:t>n.DEPARTMENT</w:t>
-      </w:r>
-      <w:proofErr w:type="spellEnd"/>
-      <w:proofErr w:type="gramEnd"/>
-      <w:r>
-        <w:t xml:space="preserve">       THEN 'DEPT MISMATCH'</w:t>
-      </w:r>
-    </w:p>
-    <w:p>
-      <w:r>
-        <w:t xml:space="preserve">        WHEN </w:t>
-      </w:r>
-      <w:proofErr w:type="spellStart"/>
-      <w:proofErr w:type="gramStart"/>
-      <w:r>
-        <w:t>o.SALARY</w:t>
-      </w:r>
-      <w:proofErr w:type="spellEnd"/>
-      <w:proofErr w:type="gramEnd"/>
-      <w:r>
-        <w:t xml:space="preserve">     &lt;&gt; </w:t>
-      </w:r>
-      <w:proofErr w:type="spellStart"/>
-      <w:proofErr w:type="gramStart"/>
-      <w:r>
-        <w:t>n.SALARY</w:t>
-      </w:r>
-      <w:proofErr w:type="spellEnd"/>
-      <w:proofErr w:type="gramEnd"/>
-      <w:r>
-        <w:t xml:space="preserve">           THEN 'SALARY MISMATCH'</w:t>
-      </w:r>
-    </w:p>
-    <w:p>
-      <w:r>
-        <w:t xml:space="preserve">        WHEN </w:t>
-      </w:r>
-      <w:proofErr w:type="spellStart"/>
-      <w:proofErr w:type="gramStart"/>
-      <w:r>
-        <w:t>o.EMAIL</w:t>
-      </w:r>
-      <w:proofErr w:type="spellEnd"/>
-      <w:proofErr w:type="gramEnd"/>
-      <w:r>
-        <w:t xml:space="preserve">      &lt;&gt; </w:t>
-      </w:r>
-      <w:proofErr w:type="spellStart"/>
-      <w:proofErr w:type="gramStart"/>
-      <w:r>
-        <w:t>n.EMAIL</w:t>
-      </w:r>
-      <w:proofErr w:type="gramEnd"/>
-      <w:r>
-        <w:t>_ID</w:t>
-      </w:r>
-      <w:proofErr w:type="spellEnd"/>
-      <w:r>
-        <w:t xml:space="preserve">         THEN 'EMAIL MISMATCH'</w:t>
-      </w:r>
-    </w:p>
-    <w:p>
-      <w:r>
-        <w:lastRenderedPageBreak/>
-        <w:t xml:space="preserve">        ELSE 'PASS'</w:t>
-      </w:r>
-    </w:p>
-    <w:p>
-      <w:r>
-        <w:t xml:space="preserve">    END AS </w:t>
-      </w:r>
-      <w:proofErr w:type="spellStart"/>
-      <w:r>
-        <w:t>Reconciliation_Status</w:t>
-      </w:r>
-      <w:proofErr w:type="spellEnd"/>
-    </w:p>
-    <w:p>
-      <w:r>
-        <w:t>FROM EMPLOYEE_OLD o</w:t>
-      </w:r>
-    </w:p>
-    <w:p>
-      <w:r>
-        <w:t xml:space="preserve">LEFT JOIN EMPLOYEE_NEW n </w:t>
-      </w:r>
-    </w:p>
-    <w:p>
-      <w:r>
-        <w:t xml:space="preserve">    ON </w:t>
-      </w:r>
-      <w:proofErr w:type="gramStart"/>
-      <w:r>
-        <w:t>CONCAT(</w:t>
-      </w:r>
-      <w:proofErr w:type="gramEnd"/>
-      <w:r>
-        <w:t xml:space="preserve">'EMP', </w:t>
-      </w:r>
-      <w:proofErr w:type="spellStart"/>
-      <w:r>
-        <w:t>o.EMP_ID</w:t>
-      </w:r>
-      <w:proofErr w:type="spellEnd"/>
-      <w:r>
-        <w:t xml:space="preserve">) = </w:t>
-      </w:r>
-      <w:proofErr w:type="spellStart"/>
-      <w:proofErr w:type="gramStart"/>
-      <w:r>
-        <w:t>n.EMPLOYEE</w:t>
-      </w:r>
-      <w:proofErr w:type="gramEnd"/>
-      <w:r>
-        <w:t>_CODE</w:t>
-      </w:r>
-      <w:proofErr w:type="spellEnd"/>
-      <w:r>
-        <w:t>;</w:t>
-      </w:r>
-    </w:p>
-    <w:p>
-      <w:r>
         <w:pict w14:anchorId="165CEF20">
-          <v:rect id="_x0000_i1080" style="width:0;height:1.5pt" o:hralign="center" o:hrstd="t" o:hr="t" fillcolor="#a0a0a0" stroked="f"/>
+          <v:rect id="_x0000_i1032" style="width:0;height:1.5pt" o:hralign="center" o:hrstd="t" o:hr="t" fillcolor="#a0a0a0" stroked="f"/>
         </w:pict>
       </w:r>
     </w:p>
@@ -2015,6 +1886,7 @@
           </w:tcPr>
           <w:p>
             <w:r>
+              <w:lastRenderedPageBreak/>
               <w:t>Task 2</w:t>
             </w:r>
           </w:p>
